--- a/deliverables/V4-V11_SYNC/PACKAGES/NEW_V10_Synchronized_Production_Package/02_RUN_OF_SHOW/Run_of_Show.docx
+++ b/deliverables/V4-V11_SYNC/PACKAGES/NEW_V10_Synchronized_Production_Package/02_RUN_OF_SHOW/Run_of_Show.docx
@@ -144,7 +144,7 @@
         <w:rPr>
           <w:sz w:val="21"/>
         </w:rPr>
-        <w:t>Wednesday, September 16, 2026 | 1:46 PM CT</w:t>
+        <w:t>Wednesday, September 16, 2026 | 3:16 PM CT</w:t>
       </w:r>
     </w:p>
     <w:p>
@@ -1767,6 +1767,200 @@
                 <w:sz w:val="17"/>
               </w:rPr>
               <w:t>ANCHOR</w:t>
+            </w:r>
+          </w:p>
+        </w:tc>
+      </w:tr>
+      <w:tr>
+        <w:tc>
+          <w:tcPr>
+            <w:tcW w:type="dxa" w:w="3312"/>
+          </w:tcPr>
+          <w:p>
+            <w:pPr>
+              <w:spacing w:before="60" w:after="60" w:line="264" w:lineRule="auto"/>
+            </w:pPr>
+            <w:r/>
+            <w:r>
+              <w:rPr>
+                <w:b w:val="0"/>
+                <w:i w:val="0"/>
+                <w:sz w:val="15"/>
+              </w:rPr>
+              <w:t>NEW_V10_FS_00_THE_PRESSURE</w:t>
+            </w:r>
+          </w:p>
+        </w:tc>
+        <w:tc>
+          <w:tcPr>
+            <w:tcW w:type="dxa" w:w="3024"/>
+          </w:tcPr>
+          <w:p>
+            <w:pPr>
+              <w:spacing w:before="60" w:after="60" w:line="264" w:lineRule="auto"/>
+            </w:pPr>
+            <w:r/>
+            <w:r>
+              <w:rPr>
+                <w:b w:val="0"/>
+                <w:i w:val="0"/>
+                <w:sz w:val="15"/>
+              </w:rPr>
+              <w:t>1 HOOK</w:t>
+            </w:r>
+          </w:p>
+        </w:tc>
+        <w:tc>
+          <w:tcPr>
+            <w:tcW w:type="dxa" w:w="720"/>
+          </w:tcPr>
+          <w:p>
+            <w:pPr>
+              <w:spacing w:before="60" w:after="60" w:line="264" w:lineRule="auto"/>
+            </w:pPr>
+            <w:r/>
+            <w:r>
+              <w:rPr>
+                <w:b w:val="0"/>
+                <w:i w:val="0"/>
+                <w:sz w:val="15"/>
+              </w:rPr>
+              <w:t>2</w:t>
+            </w:r>
+          </w:p>
+        </w:tc>
+        <w:tc>
+          <w:tcPr>
+            <w:tcW w:type="dxa" w:w="864"/>
+          </w:tcPr>
+          <w:p>
+            <w:pPr>
+              <w:spacing w:before="60" w:after="60" w:line="264" w:lineRule="auto"/>
+            </w:pPr>
+            <w:r/>
+            <w:r>
+              <w:rPr>
+                <w:b w:val="0"/>
+                <w:i w:val="0"/>
+                <w:sz w:val="15"/>
+              </w:rPr>
+              <w:t>1</w:t>
+            </w:r>
+          </w:p>
+        </w:tc>
+        <w:tc>
+          <w:tcPr>
+            <w:tcW w:type="dxa" w:w="1728"/>
+          </w:tcPr>
+          <w:p>
+            <w:pPr>
+              <w:spacing w:before="60" w:after="60" w:line="264" w:lineRule="auto"/>
+            </w:pPr>
+            <w:r/>
+            <w:r>
+              <w:rPr>
+                <w:b w:val="0"/>
+                <w:i w:val="0"/>
+                <w:sz w:val="15"/>
+              </w:rPr>
+              <w:t>EARLY EDIT</w:t>
+            </w:r>
+          </w:p>
+        </w:tc>
+      </w:tr>
+      <w:tr>
+        <w:tc>
+          <w:tcPr>
+            <w:tcW w:type="dxa" w:w="3312"/>
+          </w:tcPr>
+          <w:p>
+            <w:pPr>
+              <w:spacing w:before="60" w:after="60" w:line="264" w:lineRule="auto"/>
+            </w:pPr>
+            <w:r/>
+            <w:r>
+              <w:rPr>
+                <w:b w:val="0"/>
+                <w:i w:val="0"/>
+                <w:sz w:val="15"/>
+              </w:rPr>
+              <w:t>NEW_V10_FS_00B_TWO_DEFAULTS</w:t>
+            </w:r>
+          </w:p>
+        </w:tc>
+        <w:tc>
+          <w:tcPr>
+            <w:tcW w:type="dxa" w:w="3024"/>
+          </w:tcPr>
+          <w:p>
+            <w:pPr>
+              <w:spacing w:before="60" w:after="60" w:line="264" w:lineRule="auto"/>
+            </w:pPr>
+            <w:r/>
+            <w:r>
+              <w:rPr>
+                <w:b w:val="0"/>
+                <w:i w:val="0"/>
+                <w:sz w:val="15"/>
+              </w:rPr>
+              <w:t>1 HOOK</w:t>
+            </w:r>
+          </w:p>
+        </w:tc>
+        <w:tc>
+          <w:tcPr>
+            <w:tcW w:type="dxa" w:w="720"/>
+          </w:tcPr>
+          <w:p>
+            <w:pPr>
+              <w:spacing w:before="60" w:after="60" w:line="264" w:lineRule="auto"/>
+            </w:pPr>
+            <w:r/>
+            <w:r>
+              <w:rPr>
+                <w:b w:val="0"/>
+                <w:i w:val="0"/>
+                <w:sz w:val="15"/>
+              </w:rPr>
+              <w:t>3</w:t>
+            </w:r>
+          </w:p>
+        </w:tc>
+        <w:tc>
+          <w:tcPr>
+            <w:tcW w:type="dxa" w:w="864"/>
+          </w:tcPr>
+          <w:p>
+            <w:pPr>
+              <w:spacing w:before="60" w:after="60" w:line="264" w:lineRule="auto"/>
+            </w:pPr>
+            <w:r/>
+            <w:r>
+              <w:rPr>
+                <w:b w:val="0"/>
+                <w:i w:val="0"/>
+                <w:sz w:val="15"/>
+              </w:rPr>
+              <w:t>2</w:t>
+            </w:r>
+          </w:p>
+        </w:tc>
+        <w:tc>
+          <w:tcPr>
+            <w:tcW w:type="dxa" w:w="1728"/>
+          </w:tcPr>
+          <w:p>
+            <w:pPr>
+              <w:spacing w:before="60" w:after="60" w:line="264" w:lineRule="auto"/>
+            </w:pPr>
+            <w:r/>
+            <w:r>
+              <w:rPr>
+                <w:b w:val="0"/>
+                <w:i w:val="0"/>
+                <w:sz w:val="15"/>
+              </w:rPr>
+              <w:t>EARLY EDIT</w:t>
             </w:r>
           </w:p>
         </w:tc>

--- a/deliverables/V4-V11_SYNC/PACKAGES/NEW_V10_Synchronized_Production_Package/02_RUN_OF_SHOW/Run_of_Show.docx
+++ b/deliverables/V4-V11_SYNC/PACKAGES/NEW_V10_Synchronized_Production_Package/02_RUN_OF_SHOW/Run_of_Show.docx
@@ -144,7 +144,7 @@
         <w:rPr>
           <w:sz w:val="21"/>
         </w:rPr>
-        <w:t>Wednesday, September 16, 2026 | 3:16 PM CT</w:t>
+        <w:t>Wednesday, September 16, 2026 | 3:21 PM CT</w:t>
       </w:r>
     </w:p>
     <w:p>

--- a/deliverables/V4-V11_SYNC/PACKAGES/NEW_V10_Synchronized_Production_Package/02_RUN_OF_SHOW/Run_of_Show.docx
+++ b/deliverables/V4-V11_SYNC/PACKAGES/NEW_V10_Synchronized_Production_Package/02_RUN_OF_SHOW/Run_of_Show.docx
@@ -144,7 +144,7 @@
         <w:rPr>
           <w:sz w:val="21"/>
         </w:rPr>
-        <w:t>Wednesday, September 16, 2026 | 3:21 PM CT</w:t>
+        <w:t>Thursday, September 17, 2026 | 8:55 AM CT</w:t>
       </w:r>
     </w:p>
     <w:p>
@@ -1636,7 +1636,7 @@
           <w:color w:val="112345"/>
           <w:sz w:val="26"/>
         </w:rPr>
-        <w:t>FULL-SCREEN CUES, ONE LOCATION EACH</w:t>
+        <w:t>FULL-SCREEN CUES, ONE LOCATION EACH. ACTIVE ONLY.</w:t>
       </w:r>
     </w:p>
     <w:tbl>
@@ -3437,7 +3437,7 @@
           <w:color w:val="5A6B82"/>
           <w:sz w:val="19"/>
         </w:rPr>
-        <w:t>Every cue resolves to one section and one paragraph. RE-ANCHORED means the card is unchanged and only its placement moved to the reconciled script.</w:t>
+        <w:t>Every cue resolves to one section and one paragraph, and every label and trigger above is read from the reconciled script at that location. RE-ANCHORED means the card is unchanged and only its placement moved. RE-CUED means the card was cued in the wrong place and was moved to the section its own copy belongs to.</w:t>
       </w:r>
     </w:p>
     <w:p>

--- a/deliverables/V4-V11_SYNC/PACKAGES/NEW_V10_Synchronized_Production_Package/02_RUN_OF_SHOW/Run_of_Show.docx
+++ b/deliverables/V4-V11_SYNC/PACKAGES/NEW_V10_Synchronized_Production_Package/02_RUN_OF_SHOW/Run_of_Show.docx
@@ -144,7 +144,7 @@
         <w:rPr>
           <w:sz w:val="21"/>
         </w:rPr>
-        <w:t>Thursday, September 17, 2026 | 8:55 AM CT</w:t>
+        <w:t>Thursday, September 17, 2026 | 12:57 PM CT</w:t>
       </w:r>
     </w:p>
     <w:p>

--- a/deliverables/V4-V11_SYNC/PACKAGES/NEW_V10_Synchronized_Production_Package/02_RUN_OF_SHOW/Run_of_Show.docx
+++ b/deliverables/V4-V11_SYNC/PACKAGES/NEW_V10_Synchronized_Production_Package/02_RUN_OF_SHOW/Run_of_Show.docx
@@ -144,7 +144,7 @@
         <w:rPr>
           <w:sz w:val="21"/>
         </w:rPr>
-        <w:t>Thursday, September 17, 2026 | 12:57 PM CT</w:t>
+        <w:t>Saturday, September 19, 2026 | 6:36 AM CT</w:t>
       </w:r>
     </w:p>
     <w:p>
@@ -1636,7 +1636,7 @@
           <w:color w:val="112345"/>
           <w:sz w:val="26"/>
         </w:rPr>
-        <w:t>FULL-SCREEN CUES, ONE LOCATION EACH. ACTIVE ONLY.</w:t>
+        <w:t>THE EVENT LIST. EVERY SHOT, IN SPOKEN ORDER.</w:t>
       </w:r>
     </w:p>
     <w:tbl>
@@ -1655,11 +1655,12 @@
         <w:tblLook w:firstColumn="1" w:firstRow="1" w:lastColumn="0" w:lastRow="0" w:noHBand="0" w:noVBand="1" w:val="04A0"/>
       </w:tblPr>
       <w:tblGrid>
-        <w:gridCol w:w="1930"/>
-        <w:gridCol w:w="1930"/>
-        <w:gridCol w:w="1930"/>
-        <w:gridCol w:w="1930"/>
-        <w:gridCol w:w="1930"/>
+        <w:gridCol w:w="1608"/>
+        <w:gridCol w:w="1608"/>
+        <w:gridCol w:w="1608"/>
+        <w:gridCol w:w="1608"/>
+        <w:gridCol w:w="1608"/>
+        <w:gridCol w:w="1608"/>
       </w:tblGrid>
       <w:tr>
         <w:trPr>
@@ -1667,7 +1668,7 @@
         </w:trPr>
         <w:tc>
           <w:tcPr>
-            <w:tcW w:type="dxa" w:w="3312"/>
+            <w:tcW w:type="dxa" w:w="1152"/>
             <w:shd w:val="clear" w:color="auto" w:fill="F3EFE6"/>
           </w:tcPr>
           <w:p>
@@ -1682,13 +1683,13 @@
                 <w:color w:val="112345"/>
                 <w:sz w:val="17"/>
               </w:rPr>
-              <w:t>ASSET FAMILY</w:t>
-            </w:r>
-          </w:p>
-        </w:tc>
-        <w:tc>
-          <w:tcPr>
-            <w:tcW w:type="dxa" w:w="3024"/>
+              <w:t>EVENT</w:t>
+            </w:r>
+          </w:p>
+        </w:tc>
+        <w:tc>
+          <w:tcPr>
+            <w:tcW w:type="dxa" w:w="1296"/>
             <w:shd w:val="clear" w:color="auto" w:fill="F3EFE6"/>
           </w:tcPr>
           <w:p>
@@ -1703,7 +1704,70 @@
                 <w:color w:val="112345"/>
                 <w:sz w:val="17"/>
               </w:rPr>
+              <w:t>MODE</w:t>
+            </w:r>
+          </w:p>
+        </w:tc>
+        <w:tc>
+          <w:tcPr>
+            <w:tcW w:type="dxa" w:w="2448"/>
+            <w:shd w:val="clear" w:color="auto" w:fill="F3EFE6"/>
+          </w:tcPr>
+          <w:p>
+            <w:pPr>
+              <w:spacing w:before="60" w:after="60" w:line="264" w:lineRule="auto"/>
+            </w:pPr>
+            <w:r/>
+            <w:r>
+              <w:rPr>
+                <w:b/>
+                <w:i w:val="0"/>
+                <w:color w:val="112345"/>
+                <w:sz w:val="17"/>
+              </w:rPr>
               <w:t>SECTION</w:t>
+            </w:r>
+          </w:p>
+        </w:tc>
+        <w:tc>
+          <w:tcPr>
+            <w:tcW w:type="dxa" w:w="1152"/>
+            <w:shd w:val="clear" w:color="auto" w:fill="F3EFE6"/>
+          </w:tcPr>
+          <w:p>
+            <w:pPr>
+              <w:spacing w:before="60" w:after="60" w:line="264" w:lineRule="auto"/>
+            </w:pPr>
+            <w:r/>
+            <w:r>
+              <w:rPr>
+                <w:b/>
+                <w:i w:val="0"/>
+                <w:color w:val="112345"/>
+                <w:sz w:val="17"/>
+              </w:rPr>
+              <w:t>PARAGRAPHS</w:t>
+            </w:r>
+          </w:p>
+        </w:tc>
+        <w:tc>
+          <w:tcPr>
+            <w:tcW w:type="dxa" w:w="2880"/>
+            <w:shd w:val="clear" w:color="auto" w:fill="F3EFE6"/>
+          </w:tcPr>
+          <w:p>
+            <w:pPr>
+              <w:spacing w:before="60" w:after="60" w:line="264" w:lineRule="auto"/>
+            </w:pPr>
+            <w:r/>
+            <w:r>
+              <w:rPr>
+                <w:b/>
+                <w:i w:val="0"/>
+                <w:color w:val="112345"/>
+                <w:sz w:val="17"/>
+              </w:rPr>
+              <w:t>ASSET FAMILY</w:t>
             </w:r>
           </w:p>
         </w:tc>
@@ -1724,13 +1788,2395 @@
                 <w:color w:val="112345"/>
                 <w:sz w:val="17"/>
               </w:rPr>
-              <w:t>PARA</w:t>
-            </w:r>
-          </w:p>
-        </w:tc>
-        <w:tc>
-          <w:tcPr>
-            <w:tcW w:type="dxa" w:w="864"/>
+              <w:t>STATES</w:t>
+            </w:r>
+          </w:p>
+        </w:tc>
+      </w:tr>
+      <w:tr>
+        <w:tc>
+          <w:tcPr>
+            <w:tcW w:type="dxa" w:w="1152"/>
+          </w:tcPr>
+          <w:p>
+            <w:pPr>
+              <w:spacing w:before="60" w:after="60" w:line="264" w:lineRule="auto"/>
+            </w:pPr>
+            <w:r/>
+            <w:r>
+              <w:rPr>
+                <w:b w:val="0"/>
+                <w:i w:val="0"/>
+                <w:sz w:val="14"/>
+              </w:rPr>
+              <w:t>V10-O01</w:t>
+            </w:r>
+          </w:p>
+        </w:tc>
+        <w:tc>
+          <w:tcPr>
+            <w:tcW w:type="dxa" w:w="1296"/>
+          </w:tcPr>
+          <w:p>
+            <w:pPr>
+              <w:spacing w:before="60" w:after="60" w:line="264" w:lineRule="auto"/>
+            </w:pPr>
+            <w:r/>
+            <w:r>
+              <w:rPr>
+                <w:b w:val="0"/>
+                <w:i w:val="0"/>
+                <w:sz w:val="14"/>
+              </w:rPr>
+              <w:t>CAMERA</w:t>
+            </w:r>
+          </w:p>
+        </w:tc>
+        <w:tc>
+          <w:tcPr>
+            <w:tcW w:type="dxa" w:w="2448"/>
+          </w:tcPr>
+          <w:p>
+            <w:pPr>
+              <w:spacing w:before="60" w:after="60" w:line="264" w:lineRule="auto"/>
+            </w:pPr>
+            <w:r/>
+            <w:r>
+              <w:rPr>
+                <w:b w:val="0"/>
+                <w:i w:val="0"/>
+                <w:sz w:val="14"/>
+              </w:rPr>
+              <w:t>1 HOOK</w:t>
+            </w:r>
+          </w:p>
+        </w:tc>
+        <w:tc>
+          <w:tcPr>
+            <w:tcW w:type="dxa" w:w="1152"/>
+          </w:tcPr>
+          <w:p>
+            <w:pPr>
+              <w:spacing w:before="60" w:after="60" w:line="264" w:lineRule="auto"/>
+            </w:pPr>
+            <w:r/>
+            <w:r>
+              <w:rPr>
+                <w:b w:val="0"/>
+                <w:i w:val="0"/>
+                <w:sz w:val="14"/>
+              </w:rPr>
+              <w:t>1</w:t>
+            </w:r>
+          </w:p>
+        </w:tc>
+        <w:tc>
+          <w:tcPr>
+            <w:tcW w:type="dxa" w:w="2880"/>
+          </w:tcPr>
+          <w:p>
+            <w:pPr>
+              <w:spacing w:before="60" w:after="60" w:line="264" w:lineRule="auto"/>
+            </w:pPr>
+            <w:r/>
+            <w:r>
+              <w:rPr>
+                <w:b w:val="0"/>
+                <w:i w:val="0"/>
+                <w:sz w:val="14"/>
+              </w:rPr>
+              <w:t>camera</w:t>
+            </w:r>
+          </w:p>
+        </w:tc>
+        <w:tc>
+          <w:tcPr>
+            <w:tcW w:type="dxa" w:w="720"/>
+          </w:tcPr>
+          <w:p>
+            <w:pPr>
+              <w:spacing w:before="60" w:after="60" w:line="264" w:lineRule="auto"/>
+            </w:pPr>
+            <w:r/>
+            <w:r>
+              <w:rPr>
+                <w:b w:val="0"/>
+                <w:i w:val="0"/>
+                <w:sz w:val="14"/>
+              </w:rPr>
+              <w:t>0</w:t>
+            </w:r>
+          </w:p>
+        </w:tc>
+      </w:tr>
+      <w:tr>
+        <w:tc>
+          <w:tcPr>
+            <w:tcW w:type="dxa" w:w="1152"/>
+          </w:tcPr>
+          <w:p>
+            <w:pPr>
+              <w:spacing w:before="60" w:after="60" w:line="264" w:lineRule="auto"/>
+            </w:pPr>
+            <w:r/>
+            <w:r>
+              <w:rPr>
+                <w:b w:val="0"/>
+                <w:i w:val="0"/>
+                <w:sz w:val="14"/>
+              </w:rPr>
+              <w:t>V10-O02</w:t>
+            </w:r>
+          </w:p>
+        </w:tc>
+        <w:tc>
+          <w:tcPr>
+            <w:tcW w:type="dxa" w:w="1296"/>
+          </w:tcPr>
+          <w:p>
+            <w:pPr>
+              <w:spacing w:before="60" w:after="60" w:line="264" w:lineRule="auto"/>
+            </w:pPr>
+            <w:r/>
+            <w:r>
+              <w:rPr>
+                <w:b w:val="0"/>
+                <w:i w:val="0"/>
+                <w:sz w:val="14"/>
+              </w:rPr>
+              <w:t>FULL SCREEN</w:t>
+            </w:r>
+          </w:p>
+        </w:tc>
+        <w:tc>
+          <w:tcPr>
+            <w:tcW w:type="dxa" w:w="2448"/>
+          </w:tcPr>
+          <w:p>
+            <w:pPr>
+              <w:spacing w:before="60" w:after="60" w:line="264" w:lineRule="auto"/>
+            </w:pPr>
+            <w:r/>
+            <w:r>
+              <w:rPr>
+                <w:b w:val="0"/>
+                <w:i w:val="0"/>
+                <w:sz w:val="14"/>
+              </w:rPr>
+              <w:t>1 HOOK</w:t>
+            </w:r>
+          </w:p>
+        </w:tc>
+        <w:tc>
+          <w:tcPr>
+            <w:tcW w:type="dxa" w:w="1152"/>
+          </w:tcPr>
+          <w:p>
+            <w:pPr>
+              <w:spacing w:before="60" w:after="60" w:line="264" w:lineRule="auto"/>
+            </w:pPr>
+            <w:r/>
+            <w:r>
+              <w:rPr>
+                <w:b w:val="0"/>
+                <w:i w:val="0"/>
+                <w:sz w:val="14"/>
+              </w:rPr>
+              <w:t>2</w:t>
+            </w:r>
+          </w:p>
+        </w:tc>
+        <w:tc>
+          <w:tcPr>
+            <w:tcW w:type="dxa" w:w="2880"/>
+          </w:tcPr>
+          <w:p>
+            <w:pPr>
+              <w:spacing w:before="60" w:after="60" w:line="264" w:lineRule="auto"/>
+            </w:pPr>
+            <w:r/>
+            <w:r>
+              <w:rPr>
+                <w:b w:val="0"/>
+                <w:i w:val="0"/>
+                <w:sz w:val="14"/>
+              </w:rPr>
+              <w:t>NEW_V10_FS_00_THE_PRESSURE</w:t>
+            </w:r>
+          </w:p>
+        </w:tc>
+        <w:tc>
+          <w:tcPr>
+            <w:tcW w:type="dxa" w:w="720"/>
+          </w:tcPr>
+          <w:p>
+            <w:pPr>
+              <w:spacing w:before="60" w:after="60" w:line="264" w:lineRule="auto"/>
+            </w:pPr>
+            <w:r/>
+            <w:r>
+              <w:rPr>
+                <w:b w:val="0"/>
+                <w:i w:val="0"/>
+                <w:sz w:val="14"/>
+              </w:rPr>
+              <w:t>1</w:t>
+            </w:r>
+          </w:p>
+        </w:tc>
+      </w:tr>
+      <w:tr>
+        <w:tc>
+          <w:tcPr>
+            <w:tcW w:type="dxa" w:w="1152"/>
+          </w:tcPr>
+          <w:p>
+            <w:pPr>
+              <w:spacing w:before="60" w:after="60" w:line="264" w:lineRule="auto"/>
+            </w:pPr>
+            <w:r/>
+            <w:r>
+              <w:rPr>
+                <w:b w:val="0"/>
+                <w:i w:val="0"/>
+                <w:sz w:val="14"/>
+              </w:rPr>
+              <w:t>V10-O03</w:t>
+            </w:r>
+          </w:p>
+        </w:tc>
+        <w:tc>
+          <w:tcPr>
+            <w:tcW w:type="dxa" w:w="1296"/>
+          </w:tcPr>
+          <w:p>
+            <w:pPr>
+              <w:spacing w:before="60" w:after="60" w:line="264" w:lineRule="auto"/>
+            </w:pPr>
+            <w:r/>
+            <w:r>
+              <w:rPr>
+                <w:b w:val="0"/>
+                <w:i w:val="0"/>
+                <w:sz w:val="14"/>
+              </w:rPr>
+              <w:t>FULL SCREEN</w:t>
+            </w:r>
+          </w:p>
+        </w:tc>
+        <w:tc>
+          <w:tcPr>
+            <w:tcW w:type="dxa" w:w="2448"/>
+          </w:tcPr>
+          <w:p>
+            <w:pPr>
+              <w:spacing w:before="60" w:after="60" w:line="264" w:lineRule="auto"/>
+            </w:pPr>
+            <w:r/>
+            <w:r>
+              <w:rPr>
+                <w:b w:val="0"/>
+                <w:i w:val="0"/>
+                <w:sz w:val="14"/>
+              </w:rPr>
+              <w:t>1 HOOK</w:t>
+            </w:r>
+          </w:p>
+        </w:tc>
+        <w:tc>
+          <w:tcPr>
+            <w:tcW w:type="dxa" w:w="1152"/>
+          </w:tcPr>
+          <w:p>
+            <w:pPr>
+              <w:spacing w:before="60" w:after="60" w:line="264" w:lineRule="auto"/>
+            </w:pPr>
+            <w:r/>
+            <w:r>
+              <w:rPr>
+                <w:b w:val="0"/>
+                <w:i w:val="0"/>
+                <w:sz w:val="14"/>
+              </w:rPr>
+              <w:t>3</w:t>
+            </w:r>
+          </w:p>
+        </w:tc>
+        <w:tc>
+          <w:tcPr>
+            <w:tcW w:type="dxa" w:w="2880"/>
+          </w:tcPr>
+          <w:p>
+            <w:pPr>
+              <w:spacing w:before="60" w:after="60" w:line="264" w:lineRule="auto"/>
+            </w:pPr>
+            <w:r/>
+            <w:r>
+              <w:rPr>
+                <w:b w:val="0"/>
+                <w:i w:val="0"/>
+                <w:sz w:val="14"/>
+              </w:rPr>
+              <w:t>NEW_V10_FS_00B_TWO_DEFAULTS</w:t>
+            </w:r>
+          </w:p>
+        </w:tc>
+        <w:tc>
+          <w:tcPr>
+            <w:tcW w:type="dxa" w:w="720"/>
+          </w:tcPr>
+          <w:p>
+            <w:pPr>
+              <w:spacing w:before="60" w:after="60" w:line="264" w:lineRule="auto"/>
+            </w:pPr>
+            <w:r/>
+            <w:r>
+              <w:rPr>
+                <w:b w:val="0"/>
+                <w:i w:val="0"/>
+                <w:sz w:val="14"/>
+              </w:rPr>
+              <w:t>2</w:t>
+            </w:r>
+          </w:p>
+        </w:tc>
+      </w:tr>
+      <w:tr>
+        <w:tc>
+          <w:tcPr>
+            <w:tcW w:type="dxa" w:w="1152"/>
+          </w:tcPr>
+          <w:p>
+            <w:pPr>
+              <w:spacing w:before="60" w:after="60" w:line="264" w:lineRule="auto"/>
+            </w:pPr>
+            <w:r/>
+            <w:r>
+              <w:rPr>
+                <w:b w:val="0"/>
+                <w:i w:val="0"/>
+                <w:sz w:val="14"/>
+              </w:rPr>
+              <w:t>V10-O04</w:t>
+            </w:r>
+          </w:p>
+        </w:tc>
+        <w:tc>
+          <w:tcPr>
+            <w:tcW w:type="dxa" w:w="1296"/>
+          </w:tcPr>
+          <w:p>
+            <w:pPr>
+              <w:spacing w:before="60" w:after="60" w:line="264" w:lineRule="auto"/>
+            </w:pPr>
+            <w:r/>
+            <w:r>
+              <w:rPr>
+                <w:b w:val="0"/>
+                <w:i w:val="0"/>
+                <w:sz w:val="14"/>
+              </w:rPr>
+              <w:t>CAMERA</w:t>
+            </w:r>
+          </w:p>
+        </w:tc>
+        <w:tc>
+          <w:tcPr>
+            <w:tcW w:type="dxa" w:w="2448"/>
+          </w:tcPr>
+          <w:p>
+            <w:pPr>
+              <w:spacing w:before="60" w:after="60" w:line="264" w:lineRule="auto"/>
+            </w:pPr>
+            <w:r/>
+            <w:r>
+              <w:rPr>
+                <w:b w:val="0"/>
+                <w:i w:val="0"/>
+                <w:sz w:val="14"/>
+              </w:rPr>
+              <w:t>1 HOOK</w:t>
+            </w:r>
+          </w:p>
+        </w:tc>
+        <w:tc>
+          <w:tcPr>
+            <w:tcW w:type="dxa" w:w="1152"/>
+          </w:tcPr>
+          <w:p>
+            <w:pPr>
+              <w:spacing w:before="60" w:after="60" w:line="264" w:lineRule="auto"/>
+            </w:pPr>
+            <w:r/>
+            <w:r>
+              <w:rPr>
+                <w:b w:val="0"/>
+                <w:i w:val="0"/>
+                <w:sz w:val="14"/>
+              </w:rPr>
+              <w:t>4</w:t>
+            </w:r>
+          </w:p>
+        </w:tc>
+        <w:tc>
+          <w:tcPr>
+            <w:tcW w:type="dxa" w:w="2880"/>
+          </w:tcPr>
+          <w:p>
+            <w:pPr>
+              <w:spacing w:before="60" w:after="60" w:line="264" w:lineRule="auto"/>
+            </w:pPr>
+            <w:r/>
+            <w:r>
+              <w:rPr>
+                <w:b w:val="0"/>
+                <w:i w:val="0"/>
+                <w:sz w:val="14"/>
+              </w:rPr>
+              <w:t>camera</w:t>
+            </w:r>
+          </w:p>
+        </w:tc>
+        <w:tc>
+          <w:tcPr>
+            <w:tcW w:type="dxa" w:w="720"/>
+          </w:tcPr>
+          <w:p>
+            <w:pPr>
+              <w:spacing w:before="60" w:after="60" w:line="264" w:lineRule="auto"/>
+            </w:pPr>
+            <w:r/>
+            <w:r>
+              <w:rPr>
+                <w:b w:val="0"/>
+                <w:i w:val="0"/>
+                <w:sz w:val="14"/>
+              </w:rPr>
+              <w:t>0</w:t>
+            </w:r>
+          </w:p>
+        </w:tc>
+      </w:tr>
+      <w:tr>
+        <w:tc>
+          <w:tcPr>
+            <w:tcW w:type="dxa" w:w="1152"/>
+          </w:tcPr>
+          <w:p>
+            <w:pPr>
+              <w:spacing w:before="60" w:after="60" w:line="264" w:lineRule="auto"/>
+            </w:pPr>
+            <w:r/>
+            <w:r>
+              <w:rPr>
+                <w:b w:val="0"/>
+                <w:i w:val="0"/>
+                <w:sz w:val="14"/>
+              </w:rPr>
+              <w:t>V10-O05</w:t>
+            </w:r>
+          </w:p>
+        </w:tc>
+        <w:tc>
+          <w:tcPr>
+            <w:tcW w:type="dxa" w:w="1296"/>
+          </w:tcPr>
+          <w:p>
+            <w:pPr>
+              <w:spacing w:before="60" w:after="60" w:line="264" w:lineRule="auto"/>
+            </w:pPr>
+            <w:r/>
+            <w:r>
+              <w:rPr>
+                <w:b w:val="0"/>
+                <w:i w:val="0"/>
+                <w:sz w:val="14"/>
+              </w:rPr>
+              <w:t>FULL SCREEN</w:t>
+            </w:r>
+          </w:p>
+        </w:tc>
+        <w:tc>
+          <w:tcPr>
+            <w:tcW w:type="dxa" w:w="2448"/>
+          </w:tcPr>
+          <w:p>
+            <w:pPr>
+              <w:spacing w:before="60" w:after="60" w:line="264" w:lineRule="auto"/>
+            </w:pPr>
+            <w:r/>
+            <w:r>
+              <w:rPr>
+                <w:b w:val="0"/>
+                <w:i w:val="0"/>
+                <w:sz w:val="14"/>
+              </w:rPr>
+              <w:t>1 HOOK</w:t>
+            </w:r>
+          </w:p>
+        </w:tc>
+        <w:tc>
+          <w:tcPr>
+            <w:tcW w:type="dxa" w:w="1152"/>
+          </w:tcPr>
+          <w:p>
+            <w:pPr>
+              <w:spacing w:before="60" w:after="60" w:line="264" w:lineRule="auto"/>
+            </w:pPr>
+            <w:r/>
+            <w:r>
+              <w:rPr>
+                <w:b w:val="0"/>
+                <w:i w:val="0"/>
+                <w:sz w:val="14"/>
+              </w:rPr>
+              <w:t>5 to 6</w:t>
+            </w:r>
+          </w:p>
+        </w:tc>
+        <w:tc>
+          <w:tcPr>
+            <w:tcW w:type="dxa" w:w="2880"/>
+          </w:tcPr>
+          <w:p>
+            <w:pPr>
+              <w:spacing w:before="60" w:after="60" w:line="264" w:lineRule="auto"/>
+            </w:pPr>
+            <w:r/>
+            <w:r>
+              <w:rPr>
+                <w:b w:val="0"/>
+                <w:i w:val="0"/>
+                <w:sz w:val="14"/>
+              </w:rPr>
+              <w:t>NEW_V10_FS_01_READ_TEST_PROVE</w:t>
+            </w:r>
+          </w:p>
+        </w:tc>
+        <w:tc>
+          <w:tcPr>
+            <w:tcW w:type="dxa" w:w="720"/>
+          </w:tcPr>
+          <w:p>
+            <w:pPr>
+              <w:spacing w:before="60" w:after="60" w:line="264" w:lineRule="auto"/>
+            </w:pPr>
+            <w:r/>
+            <w:r>
+              <w:rPr>
+                <w:b w:val="0"/>
+                <w:i w:val="0"/>
+                <w:sz w:val="14"/>
+              </w:rPr>
+              <w:t>4</w:t>
+            </w:r>
+          </w:p>
+        </w:tc>
+      </w:tr>
+      <w:tr>
+        <w:tc>
+          <w:tcPr>
+            <w:tcW w:type="dxa" w:w="1152"/>
+          </w:tcPr>
+          <w:p>
+            <w:pPr>
+              <w:spacing w:before="60" w:after="60" w:line="264" w:lineRule="auto"/>
+            </w:pPr>
+            <w:r/>
+            <w:r>
+              <w:rPr>
+                <w:b w:val="0"/>
+                <w:i w:val="0"/>
+                <w:sz w:val="14"/>
+              </w:rPr>
+              <w:t>V10-C09</w:t>
+            </w:r>
+          </w:p>
+        </w:tc>
+        <w:tc>
+          <w:tcPr>
+            <w:tcW w:type="dxa" w:w="1296"/>
+          </w:tcPr>
+          <w:p>
+            <w:pPr>
+              <w:spacing w:before="60" w:after="60" w:line="264" w:lineRule="auto"/>
+            </w:pPr>
+            <w:r/>
+            <w:r>
+              <w:rPr>
+                <w:b w:val="0"/>
+                <w:i w:val="0"/>
+                <w:sz w:val="14"/>
+              </w:rPr>
+              <w:t>FULL SCREEN</w:t>
+            </w:r>
+          </w:p>
+        </w:tc>
+        <w:tc>
+          <w:tcPr>
+            <w:tcW w:type="dxa" w:w="2448"/>
+          </w:tcPr>
+          <w:p>
+            <w:pPr>
+              <w:spacing w:before="60" w:after="60" w:line="264" w:lineRule="auto"/>
+            </w:pPr>
+            <w:r/>
+            <w:r>
+              <w:rPr>
+                <w:b w:val="0"/>
+                <w:i w:val="0"/>
+                <w:sz w:val="14"/>
+              </w:rPr>
+              <w:t>2 STORY LOOP</w:t>
+            </w:r>
+          </w:p>
+        </w:tc>
+        <w:tc>
+          <w:tcPr>
+            <w:tcW w:type="dxa" w:w="1152"/>
+          </w:tcPr>
+          <w:p>
+            <w:pPr>
+              <w:spacing w:before="60" w:after="60" w:line="264" w:lineRule="auto"/>
+            </w:pPr>
+            <w:r/>
+            <w:r>
+              <w:rPr>
+                <w:b w:val="0"/>
+                <w:i w:val="0"/>
+                <w:sz w:val="14"/>
+              </w:rPr>
+              <w:t>1</w:t>
+            </w:r>
+          </w:p>
+        </w:tc>
+        <w:tc>
+          <w:tcPr>
+            <w:tcW w:type="dxa" w:w="2880"/>
+          </w:tcPr>
+          <w:p>
+            <w:pPr>
+              <w:spacing w:before="60" w:after="60" w:line="264" w:lineRule="auto"/>
+            </w:pPr>
+            <w:r/>
+            <w:r>
+              <w:rPr>
+                <w:b w:val="0"/>
+                <w:i w:val="0"/>
+                <w:sz w:val="14"/>
+              </w:rPr>
+              <w:t>NEW_V10_FS_10_THE_REVERSAL</w:t>
+            </w:r>
+          </w:p>
+        </w:tc>
+        <w:tc>
+          <w:tcPr>
+            <w:tcW w:type="dxa" w:w="720"/>
+          </w:tcPr>
+          <w:p>
+            <w:pPr>
+              <w:spacing w:before="60" w:after="60" w:line="264" w:lineRule="auto"/>
+            </w:pPr>
+            <w:r/>
+            <w:r>
+              <w:rPr>
+                <w:b w:val="0"/>
+                <w:i w:val="0"/>
+                <w:sz w:val="14"/>
+              </w:rPr>
+              <w:t>1</w:t>
+            </w:r>
+          </w:p>
+        </w:tc>
+      </w:tr>
+      <w:tr>
+        <w:tc>
+          <w:tcPr>
+            <w:tcW w:type="dxa" w:w="1152"/>
+          </w:tcPr>
+          <w:p>
+            <w:pPr>
+              <w:spacing w:before="60" w:after="60" w:line="264" w:lineRule="auto"/>
+            </w:pPr>
+            <w:r/>
+            <w:r>
+              <w:rPr>
+                <w:b w:val="0"/>
+                <w:i w:val="0"/>
+                <w:sz w:val="14"/>
+              </w:rPr>
+              <w:t>V10-C10</w:t>
+            </w:r>
+          </w:p>
+        </w:tc>
+        <w:tc>
+          <w:tcPr>
+            <w:tcW w:type="dxa" w:w="1296"/>
+          </w:tcPr>
+          <w:p>
+            <w:pPr>
+              <w:spacing w:before="60" w:after="60" w:line="264" w:lineRule="auto"/>
+            </w:pPr>
+            <w:r/>
+            <w:r>
+              <w:rPr>
+                <w:b w:val="0"/>
+                <w:i w:val="0"/>
+                <w:sz w:val="14"/>
+              </w:rPr>
+              <w:t>FULL SCREEN</w:t>
+            </w:r>
+          </w:p>
+        </w:tc>
+        <w:tc>
+          <w:tcPr>
+            <w:tcW w:type="dxa" w:w="2448"/>
+          </w:tcPr>
+          <w:p>
+            <w:pPr>
+              <w:spacing w:before="60" w:after="60" w:line="264" w:lineRule="auto"/>
+            </w:pPr>
+            <w:r/>
+            <w:r>
+              <w:rPr>
+                <w:b w:val="0"/>
+                <w:i w:val="0"/>
+                <w:sz w:val="14"/>
+              </w:rPr>
+              <w:t>4 WHY THIS FEELS STRANGE WHEN YOU ARE EXPERIENCED</w:t>
+            </w:r>
+          </w:p>
+        </w:tc>
+        <w:tc>
+          <w:tcPr>
+            <w:tcW w:type="dxa" w:w="1152"/>
+          </w:tcPr>
+          <w:p>
+            <w:pPr>
+              <w:spacing w:before="60" w:after="60" w:line="264" w:lineRule="auto"/>
+            </w:pPr>
+            <w:r/>
+            <w:r>
+              <w:rPr>
+                <w:b w:val="0"/>
+                <w:i w:val="0"/>
+                <w:sz w:val="14"/>
+              </w:rPr>
+              <w:t>3</w:t>
+            </w:r>
+          </w:p>
+        </w:tc>
+        <w:tc>
+          <w:tcPr>
+            <w:tcW w:type="dxa" w:w="2880"/>
+          </w:tcPr>
+          <w:p>
+            <w:pPr>
+              <w:spacing w:before="60" w:after="60" w:line="264" w:lineRule="auto"/>
+            </w:pPr>
+            <w:r/>
+            <w:r>
+              <w:rPr>
+                <w:b w:val="0"/>
+                <w:i w:val="0"/>
+                <w:sz w:val="14"/>
+              </w:rPr>
+              <w:t>NEW_V10_FS_02_EXPERIENCED_BUT_NEW</w:t>
+            </w:r>
+          </w:p>
+        </w:tc>
+        <w:tc>
+          <w:tcPr>
+            <w:tcW w:type="dxa" w:w="720"/>
+          </w:tcPr>
+          <w:p>
+            <w:pPr>
+              <w:spacing w:before="60" w:after="60" w:line="264" w:lineRule="auto"/>
+            </w:pPr>
+            <w:r/>
+            <w:r>
+              <w:rPr>
+                <w:b w:val="0"/>
+                <w:i w:val="0"/>
+                <w:sz w:val="14"/>
+              </w:rPr>
+              <w:t>1</w:t>
+            </w:r>
+          </w:p>
+        </w:tc>
+      </w:tr>
+      <w:tr>
+        <w:tc>
+          <w:tcPr>
+            <w:tcW w:type="dxa" w:w="1152"/>
+          </w:tcPr>
+          <w:p>
+            <w:pPr>
+              <w:spacing w:before="60" w:after="60" w:line="264" w:lineRule="auto"/>
+            </w:pPr>
+            <w:r/>
+            <w:r>
+              <w:rPr>
+                <w:b w:val="0"/>
+                <w:i w:val="0"/>
+                <w:sz w:val="14"/>
+              </w:rPr>
+              <w:t>V10-C11</w:t>
+            </w:r>
+          </w:p>
+        </w:tc>
+        <w:tc>
+          <w:tcPr>
+            <w:tcW w:type="dxa" w:w="1296"/>
+          </w:tcPr>
+          <w:p>
+            <w:pPr>
+              <w:spacing w:before="60" w:after="60" w:line="264" w:lineRule="auto"/>
+            </w:pPr>
+            <w:r/>
+            <w:r>
+              <w:rPr>
+                <w:b w:val="0"/>
+                <w:i w:val="0"/>
+                <w:sz w:val="14"/>
+              </w:rPr>
+              <w:t>FULL SCREEN</w:t>
+            </w:r>
+          </w:p>
+        </w:tc>
+        <w:tc>
+          <w:tcPr>
+            <w:tcW w:type="dxa" w:w="2448"/>
+          </w:tcPr>
+          <w:p>
+            <w:pPr>
+              <w:spacing w:before="60" w:after="60" w:line="264" w:lineRule="auto"/>
+            </w:pPr>
+            <w:r/>
+            <w:r>
+              <w:rPr>
+                <w:b w:val="0"/>
+                <w:i w:val="0"/>
+                <w:sz w:val="14"/>
+              </w:rPr>
+              <w:t>5 1 | READ</w:t>
+            </w:r>
+          </w:p>
+        </w:tc>
+        <w:tc>
+          <w:tcPr>
+            <w:tcW w:type="dxa" w:w="1152"/>
+          </w:tcPr>
+          <w:p>
+            <w:pPr>
+              <w:spacing w:before="60" w:after="60" w:line="264" w:lineRule="auto"/>
+            </w:pPr>
+            <w:r/>
+            <w:r>
+              <w:rPr>
+                <w:b w:val="0"/>
+                <w:i w:val="0"/>
+                <w:sz w:val="14"/>
+              </w:rPr>
+              <w:t>4</w:t>
+            </w:r>
+          </w:p>
+        </w:tc>
+        <w:tc>
+          <w:tcPr>
+            <w:tcW w:type="dxa" w:w="2880"/>
+          </w:tcPr>
+          <w:p>
+            <w:pPr>
+              <w:spacing w:before="60" w:after="60" w:line="264" w:lineRule="auto"/>
+            </w:pPr>
+            <w:r/>
+            <w:r>
+              <w:rPr>
+                <w:b w:val="0"/>
+                <w:i w:val="0"/>
+                <w:sz w:val="14"/>
+              </w:rPr>
+              <w:t>NEW_V10_FS_03_READ_FOUR_THINGS</w:t>
+            </w:r>
+          </w:p>
+        </w:tc>
+        <w:tc>
+          <w:tcPr>
+            <w:tcW w:type="dxa" w:w="720"/>
+          </w:tcPr>
+          <w:p>
+            <w:pPr>
+              <w:spacing w:before="60" w:after="60" w:line="264" w:lineRule="auto"/>
+            </w:pPr>
+            <w:r/>
+            <w:r>
+              <w:rPr>
+                <w:b w:val="0"/>
+                <w:i w:val="0"/>
+                <w:sz w:val="14"/>
+              </w:rPr>
+              <w:t>5</w:t>
+            </w:r>
+          </w:p>
+        </w:tc>
+      </w:tr>
+      <w:tr>
+        <w:tc>
+          <w:tcPr>
+            <w:tcW w:type="dxa" w:w="1152"/>
+          </w:tcPr>
+          <w:p>
+            <w:pPr>
+              <w:spacing w:before="60" w:after="60" w:line="264" w:lineRule="auto"/>
+            </w:pPr>
+            <w:r/>
+            <w:r>
+              <w:rPr>
+                <w:b w:val="0"/>
+                <w:i w:val="0"/>
+                <w:sz w:val="14"/>
+              </w:rPr>
+              <w:t>V10-C12</w:t>
+            </w:r>
+          </w:p>
+        </w:tc>
+        <w:tc>
+          <w:tcPr>
+            <w:tcW w:type="dxa" w:w="1296"/>
+          </w:tcPr>
+          <w:p>
+            <w:pPr>
+              <w:spacing w:before="60" w:after="60" w:line="264" w:lineRule="auto"/>
+            </w:pPr>
+            <w:r/>
+            <w:r>
+              <w:rPr>
+                <w:b w:val="0"/>
+                <w:i w:val="0"/>
+                <w:sz w:val="14"/>
+              </w:rPr>
+              <w:t>FULL SCREEN</w:t>
+            </w:r>
+          </w:p>
+        </w:tc>
+        <w:tc>
+          <w:tcPr>
+            <w:tcW w:type="dxa" w:w="2448"/>
+          </w:tcPr>
+          <w:p>
+            <w:pPr>
+              <w:spacing w:before="60" w:after="60" w:line="264" w:lineRule="auto"/>
+            </w:pPr>
+            <w:r/>
+            <w:r>
+              <w:rPr>
+                <w:b w:val="0"/>
+                <w:i w:val="0"/>
+                <w:sz w:val="14"/>
+              </w:rPr>
+              <w:t>5 1 | READ</w:t>
+            </w:r>
+          </w:p>
+        </w:tc>
+        <w:tc>
+          <w:tcPr>
+            <w:tcW w:type="dxa" w:w="1152"/>
+          </w:tcPr>
+          <w:p>
+            <w:pPr>
+              <w:spacing w:before="60" w:after="60" w:line="264" w:lineRule="auto"/>
+            </w:pPr>
+            <w:r/>
+            <w:r>
+              <w:rPr>
+                <w:b w:val="0"/>
+                <w:i w:val="0"/>
+                <w:sz w:val="14"/>
+              </w:rPr>
+              <w:t>4</w:t>
+            </w:r>
+          </w:p>
+        </w:tc>
+        <w:tc>
+          <w:tcPr>
+            <w:tcW w:type="dxa" w:w="2880"/>
+          </w:tcPr>
+          <w:p>
+            <w:pPr>
+              <w:spacing w:before="60" w:after="60" w:line="264" w:lineRule="auto"/>
+            </w:pPr>
+            <w:r/>
+            <w:r>
+              <w:rPr>
+                <w:b w:val="0"/>
+                <w:i w:val="0"/>
+                <w:sz w:val="14"/>
+              </w:rPr>
+              <w:t>NEW_V10_FS_04_FORMAL_VS_REAL</w:t>
+            </w:r>
+          </w:p>
+        </w:tc>
+        <w:tc>
+          <w:tcPr>
+            <w:tcW w:type="dxa" w:w="720"/>
+          </w:tcPr>
+          <w:p>
+            <w:pPr>
+              <w:spacing w:before="60" w:after="60" w:line="264" w:lineRule="auto"/>
+            </w:pPr>
+            <w:r/>
+            <w:r>
+              <w:rPr>
+                <w:b w:val="0"/>
+                <w:i w:val="0"/>
+                <w:sz w:val="14"/>
+              </w:rPr>
+              <w:t>1</w:t>
+            </w:r>
+          </w:p>
+        </w:tc>
+      </w:tr>
+      <w:tr>
+        <w:tc>
+          <w:tcPr>
+            <w:tcW w:type="dxa" w:w="1152"/>
+          </w:tcPr>
+          <w:p>
+            <w:pPr>
+              <w:spacing w:before="60" w:after="60" w:line="264" w:lineRule="auto"/>
+            </w:pPr>
+            <w:r/>
+            <w:r>
+              <w:rPr>
+                <w:b w:val="0"/>
+                <w:i w:val="0"/>
+                <w:sz w:val="14"/>
+              </w:rPr>
+              <w:t>V10-T02</w:t>
+            </w:r>
+          </w:p>
+        </w:tc>
+        <w:tc>
+          <w:tcPr>
+            <w:tcW w:type="dxa" w:w="1296"/>
+          </w:tcPr>
+          <w:p>
+            <w:pPr>
+              <w:spacing w:before="60" w:after="60" w:line="264" w:lineRule="auto"/>
+            </w:pPr>
+            <w:r/>
+            <w:r>
+              <w:rPr>
+                <w:b w:val="0"/>
+                <w:i w:val="0"/>
+                <w:sz w:val="14"/>
+              </w:rPr>
+              <w:t>CAMERA</w:t>
+            </w:r>
+          </w:p>
+        </w:tc>
+        <w:tc>
+          <w:tcPr>
+            <w:tcW w:type="dxa" w:w="2448"/>
+          </w:tcPr>
+          <w:p>
+            <w:pPr>
+              <w:spacing w:before="60" w:after="60" w:line="264" w:lineRule="auto"/>
+            </w:pPr>
+            <w:r/>
+            <w:r>
+              <w:rPr>
+                <w:b w:val="0"/>
+                <w:i w:val="0"/>
+                <w:sz w:val="14"/>
+              </w:rPr>
+              <w:t>6 WHAT READ DOES NOT MEAN</w:t>
+            </w:r>
+          </w:p>
+        </w:tc>
+        <w:tc>
+          <w:tcPr>
+            <w:tcW w:type="dxa" w:w="1152"/>
+          </w:tcPr>
+          <w:p>
+            <w:pPr>
+              <w:spacing w:before="60" w:after="60" w:line="264" w:lineRule="auto"/>
+            </w:pPr>
+            <w:r/>
+            <w:r>
+              <w:rPr>
+                <w:b w:val="0"/>
+                <w:i w:val="0"/>
+                <w:sz w:val="14"/>
+              </w:rPr>
+              <w:t>1 to 2</w:t>
+            </w:r>
+          </w:p>
+        </w:tc>
+        <w:tc>
+          <w:tcPr>
+            <w:tcW w:type="dxa" w:w="2880"/>
+          </w:tcPr>
+          <w:p>
+            <w:pPr>
+              <w:spacing w:before="60" w:after="60" w:line="264" w:lineRule="auto"/>
+            </w:pPr>
+            <w:r/>
+            <w:r>
+              <w:rPr>
+                <w:b w:val="0"/>
+                <w:i w:val="0"/>
+                <w:sz w:val="14"/>
+              </w:rPr>
+              <w:t>camera</w:t>
+            </w:r>
+          </w:p>
+        </w:tc>
+        <w:tc>
+          <w:tcPr>
+            <w:tcW w:type="dxa" w:w="720"/>
+          </w:tcPr>
+          <w:p>
+            <w:pPr>
+              <w:spacing w:before="60" w:after="60" w:line="264" w:lineRule="auto"/>
+            </w:pPr>
+            <w:r/>
+            <w:r>
+              <w:rPr>
+                <w:b w:val="0"/>
+                <w:i w:val="0"/>
+                <w:sz w:val="14"/>
+              </w:rPr>
+              <w:t>0</w:t>
+            </w:r>
+          </w:p>
+        </w:tc>
+      </w:tr>
+      <w:tr>
+        <w:tc>
+          <w:tcPr>
+            <w:tcW w:type="dxa" w:w="1152"/>
+          </w:tcPr>
+          <w:p>
+            <w:pPr>
+              <w:spacing w:before="60" w:after="60" w:line="264" w:lineRule="auto"/>
+            </w:pPr>
+            <w:r/>
+            <w:r>
+              <w:rPr>
+                <w:b w:val="0"/>
+                <w:i w:val="0"/>
+                <w:sz w:val="14"/>
+              </w:rPr>
+              <w:t>V10-T02B</w:t>
+            </w:r>
+          </w:p>
+        </w:tc>
+        <w:tc>
+          <w:tcPr>
+            <w:tcW w:type="dxa" w:w="1296"/>
+          </w:tcPr>
+          <w:p>
+            <w:pPr>
+              <w:spacing w:before="60" w:after="60" w:line="264" w:lineRule="auto"/>
+            </w:pPr>
+            <w:r/>
+            <w:r>
+              <w:rPr>
+                <w:b w:val="0"/>
+                <w:i w:val="0"/>
+                <w:sz w:val="14"/>
+              </w:rPr>
+              <w:t>FULL SCREEN</w:t>
+            </w:r>
+          </w:p>
+        </w:tc>
+        <w:tc>
+          <w:tcPr>
+            <w:tcW w:type="dxa" w:w="2448"/>
+          </w:tcPr>
+          <w:p>
+            <w:pPr>
+              <w:spacing w:before="60" w:after="60" w:line="264" w:lineRule="auto"/>
+            </w:pPr>
+            <w:r/>
+            <w:r>
+              <w:rPr>
+                <w:b w:val="0"/>
+                <w:i w:val="0"/>
+                <w:sz w:val="14"/>
+              </w:rPr>
+              <w:t>6 WHAT READ DOES NOT MEAN</w:t>
+            </w:r>
+          </w:p>
+        </w:tc>
+        <w:tc>
+          <w:tcPr>
+            <w:tcW w:type="dxa" w:w="1152"/>
+          </w:tcPr>
+          <w:p>
+            <w:pPr>
+              <w:spacing w:before="60" w:after="60" w:line="264" w:lineRule="auto"/>
+            </w:pPr>
+            <w:r/>
+            <w:r>
+              <w:rPr>
+                <w:b w:val="0"/>
+                <w:i w:val="0"/>
+                <w:sz w:val="14"/>
+              </w:rPr>
+              <w:t>3</w:t>
+            </w:r>
+          </w:p>
+        </w:tc>
+        <w:tc>
+          <w:tcPr>
+            <w:tcW w:type="dxa" w:w="2880"/>
+          </w:tcPr>
+          <w:p>
+            <w:pPr>
+              <w:spacing w:before="60" w:after="60" w:line="264" w:lineRule="auto"/>
+            </w:pPr>
+            <w:r/>
+            <w:r>
+              <w:rPr>
+                <w:b w:val="0"/>
+                <w:i w:val="0"/>
+                <w:sz w:val="14"/>
+              </w:rPr>
+              <w:t>NEW_V10_FS_05_TWO_SENTENCES</w:t>
+            </w:r>
+          </w:p>
+        </w:tc>
+        <w:tc>
+          <w:tcPr>
+            <w:tcW w:type="dxa" w:w="720"/>
+          </w:tcPr>
+          <w:p>
+            <w:pPr>
+              <w:spacing w:before="60" w:after="60" w:line="264" w:lineRule="auto"/>
+            </w:pPr>
+            <w:r/>
+            <w:r>
+              <w:rPr>
+                <w:b w:val="0"/>
+                <w:i w:val="0"/>
+                <w:sz w:val="14"/>
+              </w:rPr>
+              <w:t>2</w:t>
+            </w:r>
+          </w:p>
+        </w:tc>
+      </w:tr>
+      <w:tr>
+        <w:tc>
+          <w:tcPr>
+            <w:tcW w:type="dxa" w:w="1152"/>
+          </w:tcPr>
+          <w:p>
+            <w:pPr>
+              <w:spacing w:before="60" w:after="60" w:line="264" w:lineRule="auto"/>
+            </w:pPr>
+            <w:r/>
+            <w:r>
+              <w:rPr>
+                <w:b w:val="0"/>
+                <w:i w:val="0"/>
+                <w:sz w:val="14"/>
+              </w:rPr>
+              <w:t>V10-C13</w:t>
+            </w:r>
+          </w:p>
+        </w:tc>
+        <w:tc>
+          <w:tcPr>
+            <w:tcW w:type="dxa" w:w="1296"/>
+          </w:tcPr>
+          <w:p>
+            <w:pPr>
+              <w:spacing w:before="60" w:after="60" w:line="264" w:lineRule="auto"/>
+            </w:pPr>
+            <w:r/>
+            <w:r>
+              <w:rPr>
+                <w:b w:val="0"/>
+                <w:i w:val="0"/>
+                <w:sz w:val="14"/>
+              </w:rPr>
+              <w:t>FULL SCREEN</w:t>
+            </w:r>
+          </w:p>
+        </w:tc>
+        <w:tc>
+          <w:tcPr>
+            <w:tcW w:type="dxa" w:w="2448"/>
+          </w:tcPr>
+          <w:p>
+            <w:pPr>
+              <w:spacing w:before="60" w:after="60" w:line="264" w:lineRule="auto"/>
+            </w:pPr>
+            <w:r/>
+            <w:r>
+              <w:rPr>
+                <w:b w:val="0"/>
+                <w:i w:val="0"/>
+                <w:sz w:val="14"/>
+              </w:rPr>
+              <w:t>8 THE CONVERSATION I WOULD HAVE</w:t>
+            </w:r>
+          </w:p>
+        </w:tc>
+        <w:tc>
+          <w:tcPr>
+            <w:tcW w:type="dxa" w:w="1152"/>
+          </w:tcPr>
+          <w:p>
+            <w:pPr>
+              <w:spacing w:before="60" w:after="60" w:line="264" w:lineRule="auto"/>
+            </w:pPr>
+            <w:r/>
+            <w:r>
+              <w:rPr>
+                <w:b w:val="0"/>
+                <w:i w:val="0"/>
+                <w:sz w:val="14"/>
+              </w:rPr>
+              <w:t>2</w:t>
+            </w:r>
+          </w:p>
+        </w:tc>
+        <w:tc>
+          <w:tcPr>
+            <w:tcW w:type="dxa" w:w="2880"/>
+          </w:tcPr>
+          <w:p>
+            <w:pPr>
+              <w:spacing w:before="60" w:after="60" w:line="264" w:lineRule="auto"/>
+            </w:pPr>
+            <w:r/>
+            <w:r>
+              <w:rPr>
+                <w:b w:val="0"/>
+                <w:i w:val="0"/>
+                <w:sz w:val="14"/>
+              </w:rPr>
+              <w:t>NEW_V10_FS_06_MANAGER_CONVERSATION</w:t>
+            </w:r>
+          </w:p>
+        </w:tc>
+        <w:tc>
+          <w:tcPr>
+            <w:tcW w:type="dxa" w:w="720"/>
+          </w:tcPr>
+          <w:p>
+            <w:pPr>
+              <w:spacing w:before="60" w:after="60" w:line="264" w:lineRule="auto"/>
+            </w:pPr>
+            <w:r/>
+            <w:r>
+              <w:rPr>
+                <w:b w:val="0"/>
+                <w:i w:val="0"/>
+                <w:sz w:val="14"/>
+              </w:rPr>
+              <w:t>4</w:t>
+            </w:r>
+          </w:p>
+        </w:tc>
+      </w:tr>
+      <w:tr>
+        <w:tc>
+          <w:tcPr>
+            <w:tcW w:type="dxa" w:w="1152"/>
+          </w:tcPr>
+          <w:p>
+            <w:pPr>
+              <w:spacing w:before="60" w:after="60" w:line="264" w:lineRule="auto"/>
+            </w:pPr>
+            <w:r/>
+            <w:r>
+              <w:rPr>
+                <w:b w:val="0"/>
+                <w:i w:val="0"/>
+                <w:sz w:val="14"/>
+              </w:rPr>
+              <w:t>V10-C14</w:t>
+            </w:r>
+          </w:p>
+        </w:tc>
+        <w:tc>
+          <w:tcPr>
+            <w:tcW w:type="dxa" w:w="1296"/>
+          </w:tcPr>
+          <w:p>
+            <w:pPr>
+              <w:spacing w:before="60" w:after="60" w:line="264" w:lineRule="auto"/>
+            </w:pPr>
+            <w:r/>
+            <w:r>
+              <w:rPr>
+                <w:b w:val="0"/>
+                <w:i w:val="0"/>
+                <w:sz w:val="14"/>
+              </w:rPr>
+              <w:t>FULL SCREEN</w:t>
+            </w:r>
+          </w:p>
+        </w:tc>
+        <w:tc>
+          <w:tcPr>
+            <w:tcW w:type="dxa" w:w="2448"/>
+          </w:tcPr>
+          <w:p>
+            <w:pPr>
+              <w:spacing w:before="60" w:after="60" w:line="264" w:lineRule="auto"/>
+            </w:pPr>
+            <w:r/>
+            <w:r>
+              <w:rPr>
+                <w:b w:val="0"/>
+                <w:i w:val="0"/>
+                <w:sz w:val="14"/>
+              </w:rPr>
+              <w:t>8 THE CONVERSATION I WOULD HAVE</w:t>
+            </w:r>
+          </w:p>
+        </w:tc>
+        <w:tc>
+          <w:tcPr>
+            <w:tcW w:type="dxa" w:w="1152"/>
+          </w:tcPr>
+          <w:p>
+            <w:pPr>
+              <w:spacing w:before="60" w:after="60" w:line="264" w:lineRule="auto"/>
+            </w:pPr>
+            <w:r/>
+            <w:r>
+              <w:rPr>
+                <w:b w:val="0"/>
+                <w:i w:val="0"/>
+                <w:sz w:val="14"/>
+              </w:rPr>
+              <w:t>3</w:t>
+            </w:r>
+          </w:p>
+        </w:tc>
+        <w:tc>
+          <w:tcPr>
+            <w:tcW w:type="dxa" w:w="2880"/>
+          </w:tcPr>
+          <w:p>
+            <w:pPr>
+              <w:spacing w:before="60" w:after="60" w:line="264" w:lineRule="auto"/>
+            </w:pPr>
+            <w:r/>
+            <w:r>
+              <w:rPr>
+                <w:b w:val="0"/>
+                <w:i w:val="0"/>
+                <w:sz w:val="14"/>
+              </w:rPr>
+              <w:t>NEW_V10_FS_07_THE_DAY_90_QUESTION</w:t>
+            </w:r>
+          </w:p>
+        </w:tc>
+        <w:tc>
+          <w:tcPr>
+            <w:tcW w:type="dxa" w:w="720"/>
+          </w:tcPr>
+          <w:p>
+            <w:pPr>
+              <w:spacing w:before="60" w:after="60" w:line="264" w:lineRule="auto"/>
+            </w:pPr>
+            <w:r/>
+            <w:r>
+              <w:rPr>
+                <w:b w:val="0"/>
+                <w:i w:val="0"/>
+                <w:sz w:val="14"/>
+              </w:rPr>
+              <w:t>1</w:t>
+            </w:r>
+          </w:p>
+        </w:tc>
+      </w:tr>
+      <w:tr>
+        <w:tc>
+          <w:tcPr>
+            <w:tcW w:type="dxa" w:w="1152"/>
+          </w:tcPr>
+          <w:p>
+            <w:pPr>
+              <w:spacing w:before="60" w:after="60" w:line="264" w:lineRule="auto"/>
+            </w:pPr>
+            <w:r/>
+            <w:r>
+              <w:rPr>
+                <w:b w:val="0"/>
+                <w:i w:val="0"/>
+                <w:sz w:val="14"/>
+              </w:rPr>
+              <w:t>V10-C15</w:t>
+            </w:r>
+          </w:p>
+        </w:tc>
+        <w:tc>
+          <w:tcPr>
+            <w:tcW w:type="dxa" w:w="1296"/>
+          </w:tcPr>
+          <w:p>
+            <w:pPr>
+              <w:spacing w:before="60" w:after="60" w:line="264" w:lineRule="auto"/>
+            </w:pPr>
+            <w:r/>
+            <w:r>
+              <w:rPr>
+                <w:b w:val="0"/>
+                <w:i w:val="0"/>
+                <w:sz w:val="14"/>
+              </w:rPr>
+              <w:t>FULL SCREEN</w:t>
+            </w:r>
+          </w:p>
+        </w:tc>
+        <w:tc>
+          <w:tcPr>
+            <w:tcW w:type="dxa" w:w="2448"/>
+          </w:tcPr>
+          <w:p>
+            <w:pPr>
+              <w:spacing w:before="60" w:after="60" w:line="264" w:lineRule="auto"/>
+            </w:pPr>
+            <w:r/>
+            <w:r>
+              <w:rPr>
+                <w:b w:val="0"/>
+                <w:i w:val="0"/>
+                <w:sz w:val="14"/>
+              </w:rPr>
+              <w:t>9 3 | PROVE</w:t>
+            </w:r>
+          </w:p>
+        </w:tc>
+        <w:tc>
+          <w:tcPr>
+            <w:tcW w:type="dxa" w:w="1152"/>
+          </w:tcPr>
+          <w:p>
+            <w:pPr>
+              <w:spacing w:before="60" w:after="60" w:line="264" w:lineRule="auto"/>
+            </w:pPr>
+            <w:r/>
+            <w:r>
+              <w:rPr>
+                <w:b w:val="0"/>
+                <w:i w:val="0"/>
+                <w:sz w:val="14"/>
+              </w:rPr>
+              <w:t>3</w:t>
+            </w:r>
+          </w:p>
+        </w:tc>
+        <w:tc>
+          <w:tcPr>
+            <w:tcW w:type="dxa" w:w="2880"/>
+          </w:tcPr>
+          <w:p>
+            <w:pPr>
+              <w:spacing w:before="60" w:after="60" w:line="264" w:lineRule="auto"/>
+            </w:pPr>
+            <w:r/>
+            <w:r>
+              <w:rPr>
+                <w:b w:val="0"/>
+                <w:i w:val="0"/>
+                <w:sz w:val="14"/>
+              </w:rPr>
+              <w:t>NEW_V10_FS_08_PROVE_QUESTION</w:t>
+            </w:r>
+          </w:p>
+        </w:tc>
+        <w:tc>
+          <w:tcPr>
+            <w:tcW w:type="dxa" w:w="720"/>
+          </w:tcPr>
+          <w:p>
+            <w:pPr>
+              <w:spacing w:before="60" w:after="60" w:line="264" w:lineRule="auto"/>
+            </w:pPr>
+            <w:r/>
+            <w:r>
+              <w:rPr>
+                <w:b w:val="0"/>
+                <w:i w:val="0"/>
+                <w:sz w:val="14"/>
+              </w:rPr>
+              <w:t>1</w:t>
+            </w:r>
+          </w:p>
+        </w:tc>
+      </w:tr>
+      <w:tr>
+        <w:tc>
+          <w:tcPr>
+            <w:tcW w:type="dxa" w:w="1152"/>
+          </w:tcPr>
+          <w:p>
+            <w:pPr>
+              <w:spacing w:before="60" w:after="60" w:line="264" w:lineRule="auto"/>
+            </w:pPr>
+            <w:r/>
+            <w:r>
+              <w:rPr>
+                <w:b w:val="0"/>
+                <w:i w:val="0"/>
+                <w:sz w:val="14"/>
+              </w:rPr>
+              <w:t>V10-C16</w:t>
+            </w:r>
+          </w:p>
+        </w:tc>
+        <w:tc>
+          <w:tcPr>
+            <w:tcW w:type="dxa" w:w="1296"/>
+          </w:tcPr>
+          <w:p>
+            <w:pPr>
+              <w:spacing w:before="60" w:after="60" w:line="264" w:lineRule="auto"/>
+            </w:pPr>
+            <w:r/>
+            <w:r>
+              <w:rPr>
+                <w:b w:val="0"/>
+                <w:i w:val="0"/>
+                <w:sz w:val="14"/>
+              </w:rPr>
+              <w:t>FULL SCREEN</w:t>
+            </w:r>
+          </w:p>
+        </w:tc>
+        <w:tc>
+          <w:tcPr>
+            <w:tcW w:type="dxa" w:w="2448"/>
+          </w:tcPr>
+          <w:p>
+            <w:pPr>
+              <w:spacing w:before="60" w:after="60" w:line="264" w:lineRule="auto"/>
+            </w:pPr>
+            <w:r/>
+            <w:r>
+              <w:rPr>
+                <w:b w:val="0"/>
+                <w:i w:val="0"/>
+                <w:sz w:val="14"/>
+              </w:rPr>
+              <w:t>10 WHAT PROOF SHOULD SOUND LIKE</w:t>
+            </w:r>
+          </w:p>
+        </w:tc>
+        <w:tc>
+          <w:tcPr>
+            <w:tcW w:type="dxa" w:w="1152"/>
+          </w:tcPr>
+          <w:p>
+            <w:pPr>
+              <w:spacing w:before="60" w:after="60" w:line="264" w:lineRule="auto"/>
+            </w:pPr>
+            <w:r/>
+            <w:r>
+              <w:rPr>
+                <w:b w:val="0"/>
+                <w:i w:val="0"/>
+                <w:sz w:val="14"/>
+              </w:rPr>
+              <w:t>1</w:t>
+            </w:r>
+          </w:p>
+        </w:tc>
+        <w:tc>
+          <w:tcPr>
+            <w:tcW w:type="dxa" w:w="2880"/>
+          </w:tcPr>
+          <w:p>
+            <w:pPr>
+              <w:spacing w:before="60" w:after="60" w:line="264" w:lineRule="auto"/>
+            </w:pPr>
+            <w:r/>
+            <w:r>
+              <w:rPr>
+                <w:b w:val="0"/>
+                <w:i w:val="0"/>
+                <w:sz w:val="14"/>
+              </w:rPr>
+              <w:t>NEW_V10_FS_09_PROOF_SENTENCES</w:t>
+            </w:r>
+          </w:p>
+        </w:tc>
+        <w:tc>
+          <w:tcPr>
+            <w:tcW w:type="dxa" w:w="720"/>
+          </w:tcPr>
+          <w:p>
+            <w:pPr>
+              <w:spacing w:before="60" w:after="60" w:line="264" w:lineRule="auto"/>
+            </w:pPr>
+            <w:r/>
+            <w:r>
+              <w:rPr>
+                <w:b w:val="0"/>
+                <w:i w:val="0"/>
+                <w:sz w:val="14"/>
+              </w:rPr>
+              <w:t>4</w:t>
+            </w:r>
+          </w:p>
+        </w:tc>
+      </w:tr>
+      <w:tr>
+        <w:tc>
+          <w:tcPr>
+            <w:tcW w:type="dxa" w:w="1152"/>
+          </w:tcPr>
+          <w:p>
+            <w:pPr>
+              <w:spacing w:before="60" w:after="60" w:line="264" w:lineRule="auto"/>
+            </w:pPr>
+            <w:r/>
+            <w:r>
+              <w:rPr>
+                <w:b w:val="0"/>
+                <w:i w:val="0"/>
+                <w:sz w:val="14"/>
+              </w:rPr>
+              <w:t>V10-C17</w:t>
+            </w:r>
+          </w:p>
+        </w:tc>
+        <w:tc>
+          <w:tcPr>
+            <w:tcW w:type="dxa" w:w="1296"/>
+          </w:tcPr>
+          <w:p>
+            <w:pPr>
+              <w:spacing w:before="60" w:after="60" w:line="264" w:lineRule="auto"/>
+            </w:pPr>
+            <w:r/>
+            <w:r>
+              <w:rPr>
+                <w:b w:val="0"/>
+                <w:i w:val="0"/>
+                <w:sz w:val="14"/>
+              </w:rPr>
+              <w:t>FULL SCREEN</w:t>
+            </w:r>
+          </w:p>
+        </w:tc>
+        <w:tc>
+          <w:tcPr>
+            <w:tcW w:type="dxa" w:w="2448"/>
+          </w:tcPr>
+          <w:p>
+            <w:pPr>
+              <w:spacing w:before="60" w:after="60" w:line="264" w:lineRule="auto"/>
+            </w:pPr>
+            <w:r/>
+            <w:r>
+              <w:rPr>
+                <w:b w:val="0"/>
+                <w:i w:val="0"/>
+                <w:sz w:val="14"/>
+              </w:rPr>
+              <w:t>11 THE REVERSAL | THEY ARE NOT THE ONLY ONES EVALUATING</w:t>
+            </w:r>
+          </w:p>
+        </w:tc>
+        <w:tc>
+          <w:tcPr>
+            <w:tcW w:type="dxa" w:w="1152"/>
+          </w:tcPr>
+          <w:p>
+            <w:pPr>
+              <w:spacing w:before="60" w:after="60" w:line="264" w:lineRule="auto"/>
+            </w:pPr>
+            <w:r/>
+            <w:r>
+              <w:rPr>
+                <w:b w:val="0"/>
+                <w:i w:val="0"/>
+                <w:sz w:val="14"/>
+              </w:rPr>
+              <w:t>1</w:t>
+            </w:r>
+          </w:p>
+        </w:tc>
+        <w:tc>
+          <w:tcPr>
+            <w:tcW w:type="dxa" w:w="2880"/>
+          </w:tcPr>
+          <w:p>
+            <w:pPr>
+              <w:spacing w:before="60" w:after="60" w:line="264" w:lineRule="auto"/>
+            </w:pPr>
+            <w:r/>
+            <w:r>
+              <w:rPr>
+                <w:b w:val="0"/>
+                <w:i w:val="0"/>
+                <w:sz w:val="14"/>
+              </w:rPr>
+              <w:t>NEW_V10_FS_11_YOUR_EVIDENCE</w:t>
+            </w:r>
+          </w:p>
+        </w:tc>
+        <w:tc>
+          <w:tcPr>
+            <w:tcW w:type="dxa" w:w="720"/>
+          </w:tcPr>
+          <w:p>
+            <w:pPr>
+              <w:spacing w:before="60" w:after="60" w:line="264" w:lineRule="auto"/>
+            </w:pPr>
+            <w:r/>
+            <w:r>
+              <w:rPr>
+                <w:b w:val="0"/>
+                <w:i w:val="0"/>
+                <w:sz w:val="14"/>
+              </w:rPr>
+              <w:t>4</w:t>
+            </w:r>
+          </w:p>
+        </w:tc>
+      </w:tr>
+      <w:tr>
+        <w:tc>
+          <w:tcPr>
+            <w:tcW w:type="dxa" w:w="1152"/>
+          </w:tcPr>
+          <w:p>
+            <w:pPr>
+              <w:spacing w:before="60" w:after="60" w:line="264" w:lineRule="auto"/>
+            </w:pPr>
+            <w:r/>
+            <w:r>
+              <w:rPr>
+                <w:b w:val="0"/>
+                <w:i w:val="0"/>
+                <w:sz w:val="14"/>
+              </w:rPr>
+              <w:t>V10-C18</w:t>
+            </w:r>
+          </w:p>
+        </w:tc>
+        <w:tc>
+          <w:tcPr>
+            <w:tcW w:type="dxa" w:w="1296"/>
+          </w:tcPr>
+          <w:p>
+            <w:pPr>
+              <w:spacing w:before="60" w:after="60" w:line="264" w:lineRule="auto"/>
+            </w:pPr>
+            <w:r/>
+            <w:r>
+              <w:rPr>
+                <w:b w:val="0"/>
+                <w:i w:val="0"/>
+                <w:sz w:val="14"/>
+              </w:rPr>
+              <w:t>FULL SCREEN</w:t>
+            </w:r>
+          </w:p>
+        </w:tc>
+        <w:tc>
+          <w:tcPr>
+            <w:tcW w:type="dxa" w:w="2448"/>
+          </w:tcPr>
+          <w:p>
+            <w:pPr>
+              <w:spacing w:before="60" w:after="60" w:line="264" w:lineRule="auto"/>
+            </w:pPr>
+            <w:r/>
+            <w:r>
+              <w:rPr>
+                <w:b w:val="0"/>
+                <w:i w:val="0"/>
+                <w:sz w:val="14"/>
+              </w:rPr>
+              <w:t>11 THE REVERSAL | THEY ARE NOT THE ONLY ONES EVALUATING</w:t>
+            </w:r>
+          </w:p>
+        </w:tc>
+        <w:tc>
+          <w:tcPr>
+            <w:tcW w:type="dxa" w:w="1152"/>
+          </w:tcPr>
+          <w:p>
+            <w:pPr>
+              <w:spacing w:before="60" w:after="60" w:line="264" w:lineRule="auto"/>
+            </w:pPr>
+            <w:r/>
+            <w:r>
+              <w:rPr>
+                <w:b w:val="0"/>
+                <w:i w:val="0"/>
+                <w:sz w:val="14"/>
+              </w:rPr>
+              <w:t>3</w:t>
+            </w:r>
+          </w:p>
+        </w:tc>
+        <w:tc>
+          <w:tcPr>
+            <w:tcW w:type="dxa" w:w="2880"/>
+          </w:tcPr>
+          <w:p>
+            <w:pPr>
+              <w:spacing w:before="60" w:after="60" w:line="264" w:lineRule="auto"/>
+            </w:pPr>
+            <w:r/>
+            <w:r>
+              <w:rPr>
+                <w:b w:val="0"/>
+                <w:i w:val="0"/>
+                <w:sz w:val="14"/>
+              </w:rPr>
+              <w:t>NEW_V10_FS_12_NOT_AUTOMATICALLY_LEAVE</w:t>
+            </w:r>
+          </w:p>
+        </w:tc>
+        <w:tc>
+          <w:tcPr>
+            <w:tcW w:type="dxa" w:w="720"/>
+          </w:tcPr>
+          <w:p>
+            <w:pPr>
+              <w:spacing w:before="60" w:after="60" w:line="264" w:lineRule="auto"/>
+            </w:pPr>
+            <w:r/>
+            <w:r>
+              <w:rPr>
+                <w:b w:val="0"/>
+                <w:i w:val="0"/>
+                <w:sz w:val="14"/>
+              </w:rPr>
+              <w:t>1</w:t>
+            </w:r>
+          </w:p>
+        </w:tc>
+      </w:tr>
+      <w:tr>
+        <w:tc>
+          <w:tcPr>
+            <w:tcW w:type="dxa" w:w="1152"/>
+          </w:tcPr>
+          <w:p>
+            <w:pPr>
+              <w:spacing w:before="60" w:after="60" w:line="264" w:lineRule="auto"/>
+            </w:pPr>
+            <w:r/>
+            <w:r>
+              <w:rPr>
+                <w:b w:val="0"/>
+                <w:i w:val="0"/>
+                <w:sz w:val="14"/>
+              </w:rPr>
+              <w:t>V10-T05</w:t>
+            </w:r>
+          </w:p>
+        </w:tc>
+        <w:tc>
+          <w:tcPr>
+            <w:tcW w:type="dxa" w:w="1296"/>
+          </w:tcPr>
+          <w:p>
+            <w:pPr>
+              <w:spacing w:before="60" w:after="60" w:line="264" w:lineRule="auto"/>
+            </w:pPr>
+            <w:r/>
+            <w:r>
+              <w:rPr>
+                <w:b w:val="0"/>
+                <w:i w:val="0"/>
+                <w:sz w:val="14"/>
+              </w:rPr>
+              <w:t>FULL SCREEN</w:t>
+            </w:r>
+          </w:p>
+        </w:tc>
+        <w:tc>
+          <w:tcPr>
+            <w:tcW w:type="dxa" w:w="2448"/>
+          </w:tcPr>
+          <w:p>
+            <w:pPr>
+              <w:spacing w:before="60" w:after="60" w:line="264" w:lineRule="auto"/>
+            </w:pPr>
+            <w:r/>
+            <w:r>
+              <w:rPr>
+                <w:b w:val="0"/>
+                <w:i w:val="0"/>
+                <w:sz w:val="14"/>
+              </w:rPr>
+              <w:t>12 THE FIRST-90-DAYS READ</w:t>
+            </w:r>
+          </w:p>
+        </w:tc>
+        <w:tc>
+          <w:tcPr>
+            <w:tcW w:type="dxa" w:w="1152"/>
+          </w:tcPr>
+          <w:p>
+            <w:pPr>
+              <w:spacing w:before="60" w:after="60" w:line="264" w:lineRule="auto"/>
+            </w:pPr>
+            <w:r/>
+            <w:r>
+              <w:rPr>
+                <w:b w:val="0"/>
+                <w:i w:val="0"/>
+                <w:sz w:val="14"/>
+              </w:rPr>
+              <w:t>1 to 2</w:t>
+            </w:r>
+          </w:p>
+        </w:tc>
+        <w:tc>
+          <w:tcPr>
+            <w:tcW w:type="dxa" w:w="2880"/>
+          </w:tcPr>
+          <w:p>
+            <w:pPr>
+              <w:spacing w:before="60" w:after="60" w:line="264" w:lineRule="auto"/>
+            </w:pPr>
+            <w:r/>
+            <w:r>
+              <w:rPr>
+                <w:b w:val="0"/>
+                <w:i w:val="0"/>
+                <w:sz w:val="14"/>
+              </w:rPr>
+              <w:t>NEW_V10_FS_13_THE_TOOL</w:t>
+            </w:r>
+          </w:p>
+        </w:tc>
+        <w:tc>
+          <w:tcPr>
+            <w:tcW w:type="dxa" w:w="720"/>
+          </w:tcPr>
+          <w:p>
+            <w:pPr>
+              <w:spacing w:before="60" w:after="60" w:line="264" w:lineRule="auto"/>
+            </w:pPr>
+            <w:r/>
+            <w:r>
+              <w:rPr>
+                <w:b w:val="0"/>
+                <w:i w:val="0"/>
+                <w:sz w:val="14"/>
+              </w:rPr>
+              <w:t>5</w:t>
+            </w:r>
+          </w:p>
+        </w:tc>
+      </w:tr>
+      <w:tr>
+        <w:tc>
+          <w:tcPr>
+            <w:tcW w:type="dxa" w:w="1152"/>
+          </w:tcPr>
+          <w:p>
+            <w:pPr>
+              <w:spacing w:before="60" w:after="60" w:line="264" w:lineRule="auto"/>
+            </w:pPr>
+            <w:r/>
+            <w:r>
+              <w:rPr>
+                <w:b w:val="0"/>
+                <w:i w:val="0"/>
+                <w:sz w:val="14"/>
+              </w:rPr>
+              <w:t>V10-C19</w:t>
+            </w:r>
+          </w:p>
+        </w:tc>
+        <w:tc>
+          <w:tcPr>
+            <w:tcW w:type="dxa" w:w="1296"/>
+          </w:tcPr>
+          <w:p>
+            <w:pPr>
+              <w:spacing w:before="60" w:after="60" w:line="264" w:lineRule="auto"/>
+            </w:pPr>
+            <w:r/>
+            <w:r>
+              <w:rPr>
+                <w:b w:val="0"/>
+                <w:i w:val="0"/>
+                <w:sz w:val="14"/>
+              </w:rPr>
+              <w:t>FULL SCREEN</w:t>
+            </w:r>
+          </w:p>
+        </w:tc>
+        <w:tc>
+          <w:tcPr>
+            <w:tcW w:type="dxa" w:w="2448"/>
+          </w:tcPr>
+          <w:p>
+            <w:pPr>
+              <w:spacing w:before="60" w:after="60" w:line="264" w:lineRule="auto"/>
+            </w:pPr>
+            <w:r/>
+            <w:r>
+              <w:rPr>
+                <w:b w:val="0"/>
+                <w:i w:val="0"/>
+                <w:sz w:val="14"/>
+              </w:rPr>
+              <w:t>12 THE FIRST-90-DAYS READ</w:t>
+            </w:r>
+          </w:p>
+        </w:tc>
+        <w:tc>
+          <w:tcPr>
+            <w:tcW w:type="dxa" w:w="1152"/>
+          </w:tcPr>
+          <w:p>
+            <w:pPr>
+              <w:spacing w:before="60" w:after="60" w:line="264" w:lineRule="auto"/>
+            </w:pPr>
+            <w:r/>
+            <w:r>
+              <w:rPr>
+                <w:b w:val="0"/>
+                <w:i w:val="0"/>
+                <w:sz w:val="14"/>
+              </w:rPr>
+              <w:t>4</w:t>
+            </w:r>
+          </w:p>
+        </w:tc>
+        <w:tc>
+          <w:tcPr>
+            <w:tcW w:type="dxa" w:w="2880"/>
+          </w:tcPr>
+          <w:p>
+            <w:pPr>
+              <w:spacing w:before="60" w:after="60" w:line="264" w:lineRule="auto"/>
+            </w:pPr>
+            <w:r/>
+            <w:r>
+              <w:rPr>
+                <w:b w:val="0"/>
+                <w:i w:val="0"/>
+                <w:sz w:val="14"/>
+              </w:rPr>
+              <w:t>NEW_V10_FS_14_THE_PLAN</w:t>
+            </w:r>
+          </w:p>
+        </w:tc>
+        <w:tc>
+          <w:tcPr>
+            <w:tcW w:type="dxa" w:w="720"/>
+          </w:tcPr>
+          <w:p>
+            <w:pPr>
+              <w:spacing w:before="60" w:after="60" w:line="264" w:lineRule="auto"/>
+            </w:pPr>
+            <w:r/>
+            <w:r>
+              <w:rPr>
+                <w:b w:val="0"/>
+                <w:i w:val="0"/>
+                <w:sz w:val="14"/>
+              </w:rPr>
+              <w:t>1</w:t>
+            </w:r>
+          </w:p>
+        </w:tc>
+      </w:tr>
+      <w:tr>
+        <w:tc>
+          <w:tcPr>
+            <w:tcW w:type="dxa" w:w="1152"/>
+          </w:tcPr>
+          <w:p>
+            <w:pPr>
+              <w:spacing w:before="60" w:after="60" w:line="264" w:lineRule="auto"/>
+            </w:pPr>
+            <w:r/>
+            <w:r>
+              <w:rPr>
+                <w:b w:val="0"/>
+                <w:i w:val="0"/>
+                <w:sz w:val="14"/>
+              </w:rPr>
+              <w:t>V10-C20</w:t>
+            </w:r>
+          </w:p>
+        </w:tc>
+        <w:tc>
+          <w:tcPr>
+            <w:tcW w:type="dxa" w:w="1296"/>
+          </w:tcPr>
+          <w:p>
+            <w:pPr>
+              <w:spacing w:before="60" w:after="60" w:line="264" w:lineRule="auto"/>
+            </w:pPr>
+            <w:r/>
+            <w:r>
+              <w:rPr>
+                <w:b w:val="0"/>
+                <w:i w:val="0"/>
+                <w:sz w:val="14"/>
+              </w:rPr>
+              <w:t>FULL SCREEN</w:t>
+            </w:r>
+          </w:p>
+        </w:tc>
+        <w:tc>
+          <w:tcPr>
+            <w:tcW w:type="dxa" w:w="2448"/>
+          </w:tcPr>
+          <w:p>
+            <w:pPr>
+              <w:spacing w:before="60" w:after="60" w:line="264" w:lineRule="auto"/>
+            </w:pPr>
+            <w:r/>
+            <w:r>
+              <w:rPr>
+                <w:b w:val="0"/>
+                <w:i w:val="0"/>
+                <w:sz w:val="14"/>
+              </w:rPr>
+              <w:t>17 WATCH NEXT</w:t>
+            </w:r>
+          </w:p>
+        </w:tc>
+        <w:tc>
+          <w:tcPr>
+            <w:tcW w:type="dxa" w:w="1152"/>
+          </w:tcPr>
+          <w:p>
+            <w:pPr>
+              <w:spacing w:before="60" w:after="60" w:line="264" w:lineRule="auto"/>
+            </w:pPr>
+            <w:r/>
+            <w:r>
+              <w:rPr>
+                <w:b w:val="0"/>
+                <w:i w:val="0"/>
+                <w:sz w:val="14"/>
+              </w:rPr>
+              <w:t>1</w:t>
+            </w:r>
+          </w:p>
+        </w:tc>
+        <w:tc>
+          <w:tcPr>
+            <w:tcW w:type="dxa" w:w="2880"/>
+          </w:tcPr>
+          <w:p>
+            <w:pPr>
+              <w:spacing w:before="60" w:after="60" w:line="264" w:lineRule="auto"/>
+            </w:pPr>
+            <w:r/>
+            <w:r>
+              <w:rPr>
+                <w:b w:val="0"/>
+                <w:i w:val="0"/>
+                <w:sz w:val="14"/>
+              </w:rPr>
+              <w:t>NEW_V10_WATCH_NEXT</w:t>
+            </w:r>
+          </w:p>
+        </w:tc>
+        <w:tc>
+          <w:tcPr>
+            <w:tcW w:type="dxa" w:w="720"/>
+          </w:tcPr>
+          <w:p>
+            <w:pPr>
+              <w:spacing w:before="60" w:after="60" w:line="264" w:lineRule="auto"/>
+            </w:pPr>
+            <w:r/>
+            <w:r>
+              <w:rPr>
+                <w:b w:val="0"/>
+                <w:i w:val="0"/>
+                <w:sz w:val="14"/>
+              </w:rPr>
+              <w:t>1</w:t>
+            </w:r>
+          </w:p>
+        </w:tc>
+      </w:tr>
+    </w:tbl>
+    <w:p>
+      <w:pPr>
+        <w:spacing w:after="120"/>
+      </w:pPr>
+    </w:p>
+    <w:p>
+      <w:pPr>
+        <w:spacing w:before="100" w:after="200"/>
+      </w:pPr>
+      <w:r>
+        <w:rPr>
+          <w:b w:val="0"/>
+          <w:i w:val="0"/>
+          <w:color w:val="5A6B82"/>
+          <w:sz w:val="19"/>
+        </w:rPr>
+        <w:t>One event list generates the camera map, the motion map, the sound map, the asset index and the Riverside prompt, so no two of them can disagree. An event may begin and end inside one paragraph or run across several.</w:t>
+      </w:r>
+    </w:p>
+    <w:p>
+      <w:pPr>
+        <w:spacing w:before="320" w:after="120"/>
+        <w:keepNext w:val="1"/>
+        <w:keepLines w:val="1"/>
+      </w:pPr>
+      <w:r>
+        <w:rPr>
+          <w:b/>
+          <w:i w:val="0"/>
+          <w:color w:val="112345"/>
+          <w:sz w:val="26"/>
+        </w:rPr>
+        <w:t>FAMILIES, AND WHERE EACH ONE PLAYS</w:t>
+      </w:r>
+    </w:p>
+    <w:tbl>
+      <w:tblPr>
+        <w:tblW w:type="auto" w:w="0"/>
+        <w:jc w:val="left"/>
+        <w:tblBorders>
+          <w:top w:val="single" w:sz="4" w:space="0" w:color="C9BFA8"/>
+          <w:left w:val="single" w:sz="4" w:space="0" w:color="C9BFA8"/>
+          <w:bottom w:val="single" w:sz="4" w:space="0" w:color="C9BFA8"/>
+          <w:right w:val="single" w:sz="4" w:space="0" w:color="C9BFA8"/>
+          <w:insideH w:val="single" w:sz="4" w:space="0" w:color="C9BFA8"/>
+          <w:insideV w:val="single" w:sz="4" w:space="0" w:color="C9BFA8"/>
+        </w:tblBorders>
+        <w:tblLayout w:type="fixed"/>
+        <w:tblLook w:firstColumn="1" w:firstRow="1" w:lastColumn="0" w:lastRow="0" w:noHBand="0" w:noVBand="1" w:val="04A0"/>
+      </w:tblPr>
+      <w:tblGrid>
+        <w:gridCol w:w="2412"/>
+        <w:gridCol w:w="2412"/>
+        <w:gridCol w:w="2412"/>
+        <w:gridCol w:w="2412"/>
+      </w:tblGrid>
+      <w:tr>
+        <w:trPr>
+          <w:tblHeader w:val="true"/>
+        </w:trPr>
+        <w:tc>
+          <w:tcPr>
+            <w:tcW w:type="dxa" w:w="3456"/>
             <w:shd w:val="clear" w:color="auto" w:fill="F3EFE6"/>
           </w:tcPr>
           <w:p>
@@ -1745,13 +4191,13 @@
                 <w:color w:val="112345"/>
                 <w:sz w:val="17"/>
               </w:rPr>
-              <w:t>STATES</w:t>
-            </w:r>
-          </w:p>
-        </w:tc>
-        <w:tc>
-          <w:tcPr>
-            <w:tcW w:type="dxa" w:w="1728"/>
+              <w:t>ASSET FAMILY</w:t>
+            </w:r>
+          </w:p>
+        </w:tc>
+        <w:tc>
+          <w:tcPr>
+            <w:tcW w:type="dxa" w:w="3456"/>
             <w:shd w:val="clear" w:color="auto" w:fill="F3EFE6"/>
           </w:tcPr>
           <w:p>
@@ -1766,7 +4212,49 @@
                 <w:color w:val="112345"/>
                 <w:sz w:val="17"/>
               </w:rPr>
-              <w:t>ANCHOR</w:t>
+              <w:t>FIRST EVENT</w:t>
+            </w:r>
+          </w:p>
+        </w:tc>
+        <w:tc>
+          <w:tcPr>
+            <w:tcW w:type="dxa" w:w="1296"/>
+            <w:shd w:val="clear" w:color="auto" w:fill="F3EFE6"/>
+          </w:tcPr>
+          <w:p>
+            <w:pPr>
+              <w:spacing w:before="60" w:after="60" w:line="264" w:lineRule="auto"/>
+            </w:pPr>
+            <w:r/>
+            <w:r>
+              <w:rPr>
+                <w:b/>
+                <w:i w:val="0"/>
+                <w:color w:val="112345"/>
+                <w:sz w:val="17"/>
+              </w:rPr>
+              <w:t>OCCURRENCES</w:t>
+            </w:r>
+          </w:p>
+        </w:tc>
+        <w:tc>
+          <w:tcPr>
+            <w:tcW w:type="dxa" w:w="1008"/>
+            <w:shd w:val="clear" w:color="auto" w:fill="F3EFE6"/>
+          </w:tcPr>
+          <w:p>
+            <w:pPr>
+              <w:spacing w:before="60" w:after="60" w:line="264" w:lineRule="auto"/>
+            </w:pPr>
+            <w:r/>
+            <w:r>
+              <w:rPr>
+                <w:b/>
+                <w:i w:val="0"/>
+                <w:color w:val="112345"/>
+                <w:sz w:val="17"/>
+              </w:rPr>
+              <w:t>STATES</w:t>
             </w:r>
           </w:p>
         </w:tc>
@@ -1774,7 +4262,7 @@
       <w:tr>
         <w:tc>
           <w:tcPr>
-            <w:tcW w:type="dxa" w:w="3312"/>
+            <w:tcW w:type="dxa" w:w="3456"/>
           </w:tcPr>
           <w:p>
             <w:pPr>
@@ -1793,7 +4281,7 @@
         </w:tc>
         <w:tc>
           <w:tcPr>
-            <w:tcW w:type="dxa" w:w="3024"/>
+            <w:tcW w:type="dxa" w:w="3456"/>
           </w:tcPr>
           <w:p>
             <w:pPr>
@@ -1806,13 +4294,13 @@
                 <w:i w:val="0"/>
                 <w:sz w:val="15"/>
               </w:rPr>
-              <w:t>1 HOOK</w:t>
-            </w:r>
-          </w:p>
-        </w:tc>
-        <w:tc>
-          <w:tcPr>
-            <w:tcW w:type="dxa" w:w="720"/>
+              <w:t>1 HOOK, para 2</w:t>
+            </w:r>
+          </w:p>
+        </w:tc>
+        <w:tc>
+          <w:tcPr>
+            <w:tcW w:type="dxa" w:w="1296"/>
           </w:tcPr>
           <w:p>
             <w:pPr>
@@ -1825,13 +4313,13 @@
                 <w:i w:val="0"/>
                 <w:sz w:val="15"/>
               </w:rPr>
-              <w:t>2</w:t>
-            </w:r>
-          </w:p>
-        </w:tc>
-        <w:tc>
-          <w:tcPr>
-            <w:tcW w:type="dxa" w:w="864"/>
+              <w:t>1</w:t>
+            </w:r>
+          </w:p>
+        </w:tc>
+        <w:tc>
+          <w:tcPr>
+            <w:tcW w:type="dxa" w:w="1008"/>
           </w:tcPr>
           <w:p>
             <w:pPr>
@@ -1845,25 +4333,6 @@
                 <w:sz w:val="15"/>
               </w:rPr>
               <w:t>1</w:t>
-            </w:r>
-          </w:p>
-        </w:tc>
-        <w:tc>
-          <w:tcPr>
-            <w:tcW w:type="dxa" w:w="1728"/>
-          </w:tcPr>
-          <w:p>
-            <w:pPr>
-              <w:spacing w:before="60" w:after="60" w:line="264" w:lineRule="auto"/>
-            </w:pPr>
-            <w:r/>
-            <w:r>
-              <w:rPr>
-                <w:b w:val="0"/>
-                <w:i w:val="0"/>
-                <w:sz w:val="15"/>
-              </w:rPr>
-              <w:t>EARLY EDIT</w:t>
             </w:r>
           </w:p>
         </w:tc>
@@ -1871,7 +4340,7 @@
       <w:tr>
         <w:tc>
           <w:tcPr>
-            <w:tcW w:type="dxa" w:w="3312"/>
+            <w:tcW w:type="dxa" w:w="3456"/>
           </w:tcPr>
           <w:p>
             <w:pPr>
@@ -1890,7 +4359,7 @@
         </w:tc>
         <w:tc>
           <w:tcPr>
-            <w:tcW w:type="dxa" w:w="3024"/>
+            <w:tcW w:type="dxa" w:w="3456"/>
           </w:tcPr>
           <w:p>
             <w:pPr>
@@ -1903,13 +4372,13 @@
                 <w:i w:val="0"/>
                 <w:sz w:val="15"/>
               </w:rPr>
-              <w:t>1 HOOK</w:t>
-            </w:r>
-          </w:p>
-        </w:tc>
-        <w:tc>
-          <w:tcPr>
-            <w:tcW w:type="dxa" w:w="720"/>
+              <w:t>1 HOOK, para 3</w:t>
+            </w:r>
+          </w:p>
+        </w:tc>
+        <w:tc>
+          <w:tcPr>
+            <w:tcW w:type="dxa" w:w="1296"/>
           </w:tcPr>
           <w:p>
             <w:pPr>
@@ -1922,13 +4391,13 @@
                 <w:i w:val="0"/>
                 <w:sz w:val="15"/>
               </w:rPr>
-              <w:t>3</w:t>
-            </w:r>
-          </w:p>
-        </w:tc>
-        <w:tc>
-          <w:tcPr>
-            <w:tcW w:type="dxa" w:w="864"/>
+              <w:t>1</w:t>
+            </w:r>
+          </w:p>
+        </w:tc>
+        <w:tc>
+          <w:tcPr>
+            <w:tcW w:type="dxa" w:w="1008"/>
           </w:tcPr>
           <w:p>
             <w:pPr>
@@ -1942,25 +4411,6 @@
                 <w:sz w:val="15"/>
               </w:rPr>
               <w:t>2</w:t>
-            </w:r>
-          </w:p>
-        </w:tc>
-        <w:tc>
-          <w:tcPr>
-            <w:tcW w:type="dxa" w:w="1728"/>
-          </w:tcPr>
-          <w:p>
-            <w:pPr>
-              <w:spacing w:before="60" w:after="60" w:line="264" w:lineRule="auto"/>
-            </w:pPr>
-            <w:r/>
-            <w:r>
-              <w:rPr>
-                <w:b w:val="0"/>
-                <w:i w:val="0"/>
-                <w:sz w:val="15"/>
-              </w:rPr>
-              <w:t>EARLY EDIT</w:t>
             </w:r>
           </w:p>
         </w:tc>
@@ -1968,7 +4418,7 @@
       <w:tr>
         <w:tc>
           <w:tcPr>
-            <w:tcW w:type="dxa" w:w="3312"/>
+            <w:tcW w:type="dxa" w:w="3456"/>
           </w:tcPr>
           <w:p>
             <w:pPr>
@@ -1987,7 +4437,7 @@
         </w:tc>
         <w:tc>
           <w:tcPr>
-            <w:tcW w:type="dxa" w:w="3024"/>
+            <w:tcW w:type="dxa" w:w="3456"/>
           </w:tcPr>
           <w:p>
             <w:pPr>
@@ -2000,13 +4450,13 @@
                 <w:i w:val="0"/>
                 <w:sz w:val="15"/>
               </w:rPr>
-              <w:t>1 HOOK</w:t>
-            </w:r>
-          </w:p>
-        </w:tc>
-        <w:tc>
-          <w:tcPr>
-            <w:tcW w:type="dxa" w:w="720"/>
+              <w:t>1 HOOK, para 5</w:t>
+            </w:r>
+          </w:p>
+        </w:tc>
+        <w:tc>
+          <w:tcPr>
+            <w:tcW w:type="dxa" w:w="1296"/>
           </w:tcPr>
           <w:p>
             <w:pPr>
@@ -2019,13 +4469,13 @@
                 <w:i w:val="0"/>
                 <w:sz w:val="15"/>
               </w:rPr>
-              <w:t>5</w:t>
-            </w:r>
-          </w:p>
-        </w:tc>
-        <w:tc>
-          <w:tcPr>
-            <w:tcW w:type="dxa" w:w="864"/>
+              <w:t>1</w:t>
+            </w:r>
+          </w:p>
+        </w:tc>
+        <w:tc>
+          <w:tcPr>
+            <w:tcW w:type="dxa" w:w="1008"/>
           </w:tcPr>
           <w:p>
             <w:pPr>
@@ -2039,25 +4489,6 @@
                 <w:sz w:val="15"/>
               </w:rPr>
               <w:t>4</w:t>
-            </w:r>
-          </w:p>
-        </w:tc>
-        <w:tc>
-          <w:tcPr>
-            <w:tcW w:type="dxa" w:w="1728"/>
-          </w:tcPr>
-          <w:p>
-            <w:pPr>
-              <w:spacing w:before="60" w:after="60" w:line="264" w:lineRule="auto"/>
-            </w:pPr>
-            <w:r/>
-            <w:r>
-              <w:rPr>
-                <w:b w:val="0"/>
-                <w:i w:val="0"/>
-                <w:sz w:val="15"/>
-              </w:rPr>
-              <w:t>RE-ANCHORED</w:t>
             </w:r>
           </w:p>
         </w:tc>
@@ -2065,7 +4496,7 @@
       <w:tr>
         <w:tc>
           <w:tcPr>
-            <w:tcW w:type="dxa" w:w="3312"/>
+            <w:tcW w:type="dxa" w:w="3456"/>
           </w:tcPr>
           <w:p>
             <w:pPr>
@@ -2084,7 +4515,7 @@
         </w:tc>
         <w:tc>
           <w:tcPr>
-            <w:tcW w:type="dxa" w:w="3024"/>
+            <w:tcW w:type="dxa" w:w="3456"/>
           </w:tcPr>
           <w:p>
             <w:pPr>
@@ -2097,13 +4528,13 @@
                 <w:i w:val="0"/>
                 <w:sz w:val="15"/>
               </w:rPr>
-              <w:t>2 STORY LOOP</w:t>
-            </w:r>
-          </w:p>
-        </w:tc>
-        <w:tc>
-          <w:tcPr>
-            <w:tcW w:type="dxa" w:w="720"/>
+              <w:t>2 STORY LOOP, para 1</w:t>
+            </w:r>
+          </w:p>
+        </w:tc>
+        <w:tc>
+          <w:tcPr>
+            <w:tcW w:type="dxa" w:w="1296"/>
           </w:tcPr>
           <w:p>
             <w:pPr>
@@ -2122,7 +4553,7 @@
         </w:tc>
         <w:tc>
           <w:tcPr>
-            <w:tcW w:type="dxa" w:w="864"/>
+            <w:tcW w:type="dxa" w:w="1008"/>
           </w:tcPr>
           <w:p>
             <w:pPr>
@@ -2136,25 +4567,6 @@
                 <w:sz w:val="15"/>
               </w:rPr>
               <w:t>1</w:t>
-            </w:r>
-          </w:p>
-        </w:tc>
-        <w:tc>
-          <w:tcPr>
-            <w:tcW w:type="dxa" w:w="1728"/>
-          </w:tcPr>
-          <w:p>
-            <w:pPr>
-              <w:spacing w:before="60" w:after="60" w:line="264" w:lineRule="auto"/>
-            </w:pPr>
-            <w:r/>
-            <w:r>
-              <w:rPr>
-                <w:b w:val="0"/>
-                <w:i w:val="0"/>
-                <w:sz w:val="15"/>
-              </w:rPr>
-              <w:t>RE-ANCHORED</w:t>
             </w:r>
           </w:p>
         </w:tc>
@@ -2162,7 +4574,7 @@
       <w:tr>
         <w:tc>
           <w:tcPr>
-            <w:tcW w:type="dxa" w:w="3312"/>
+            <w:tcW w:type="dxa" w:w="3456"/>
           </w:tcPr>
           <w:p>
             <w:pPr>
@@ -2181,7 +4593,7 @@
         </w:tc>
         <w:tc>
           <w:tcPr>
-            <w:tcW w:type="dxa" w:w="3024"/>
+            <w:tcW w:type="dxa" w:w="3456"/>
           </w:tcPr>
           <w:p>
             <w:pPr>
@@ -2194,13 +4606,13 @@
                 <w:i w:val="0"/>
                 <w:sz w:val="15"/>
               </w:rPr>
-              <w:t>4 WHY THIS FEELS STRANGE WHEN YOU ARE EXPERIENCED</w:t>
-            </w:r>
-          </w:p>
-        </w:tc>
-        <w:tc>
-          <w:tcPr>
-            <w:tcW w:type="dxa" w:w="720"/>
+              <w:t>4 WHY THIS FEELS STRANGE WHEN YOU ARE EXPERIENCED, para 3</w:t>
+            </w:r>
+          </w:p>
+        </w:tc>
+        <w:tc>
+          <w:tcPr>
+            <w:tcW w:type="dxa" w:w="1296"/>
           </w:tcPr>
           <w:p>
             <w:pPr>
@@ -2213,13 +4625,13 @@
                 <w:i w:val="0"/>
                 <w:sz w:val="15"/>
               </w:rPr>
-              <w:t>3</w:t>
-            </w:r>
-          </w:p>
-        </w:tc>
-        <w:tc>
-          <w:tcPr>
-            <w:tcW w:type="dxa" w:w="864"/>
+              <w:t>1</w:t>
+            </w:r>
+          </w:p>
+        </w:tc>
+        <w:tc>
+          <w:tcPr>
+            <w:tcW w:type="dxa" w:w="1008"/>
           </w:tcPr>
           <w:p>
             <w:pPr>
@@ -2233,25 +4645,6 @@
                 <w:sz w:val="15"/>
               </w:rPr>
               <w:t>1</w:t>
-            </w:r>
-          </w:p>
-        </w:tc>
-        <w:tc>
-          <w:tcPr>
-            <w:tcW w:type="dxa" w:w="1728"/>
-          </w:tcPr>
-          <w:p>
-            <w:pPr>
-              <w:spacing w:before="60" w:after="60" w:line="264" w:lineRule="auto"/>
-            </w:pPr>
-            <w:r/>
-            <w:r>
-              <w:rPr>
-                <w:b w:val="0"/>
-                <w:i w:val="0"/>
-                <w:sz w:val="15"/>
-              </w:rPr>
-              <w:t>RE-ANCHORED</w:t>
             </w:r>
           </w:p>
         </w:tc>
@@ -2259,7 +4652,7 @@
       <w:tr>
         <w:tc>
           <w:tcPr>
-            <w:tcW w:type="dxa" w:w="3312"/>
+            <w:tcW w:type="dxa" w:w="3456"/>
           </w:tcPr>
           <w:p>
             <w:pPr>
@@ -2278,7 +4671,7 @@
         </w:tc>
         <w:tc>
           <w:tcPr>
-            <w:tcW w:type="dxa" w:w="3024"/>
+            <w:tcW w:type="dxa" w:w="3456"/>
           </w:tcPr>
           <w:p>
             <w:pPr>
@@ -2291,13 +4684,13 @@
                 <w:i w:val="0"/>
                 <w:sz w:val="15"/>
               </w:rPr>
-              <w:t>5 1 | READ</w:t>
-            </w:r>
-          </w:p>
-        </w:tc>
-        <w:tc>
-          <w:tcPr>
-            <w:tcW w:type="dxa" w:w="720"/>
+              <w:t>5 1 | READ, para 4</w:t>
+            </w:r>
+          </w:p>
+        </w:tc>
+        <w:tc>
+          <w:tcPr>
+            <w:tcW w:type="dxa" w:w="1296"/>
           </w:tcPr>
           <w:p>
             <w:pPr>
@@ -2310,13 +4703,13 @@
                 <w:i w:val="0"/>
                 <w:sz w:val="15"/>
               </w:rPr>
-              <w:t>4</w:t>
-            </w:r>
-          </w:p>
-        </w:tc>
-        <w:tc>
-          <w:tcPr>
-            <w:tcW w:type="dxa" w:w="864"/>
+              <w:t>1</w:t>
+            </w:r>
+          </w:p>
+        </w:tc>
+        <w:tc>
+          <w:tcPr>
+            <w:tcW w:type="dxa" w:w="1008"/>
           </w:tcPr>
           <w:p>
             <w:pPr>
@@ -2330,25 +4723,6 @@
                 <w:sz w:val="15"/>
               </w:rPr>
               <w:t>5</w:t>
-            </w:r>
-          </w:p>
-        </w:tc>
-        <w:tc>
-          <w:tcPr>
-            <w:tcW w:type="dxa" w:w="1728"/>
-          </w:tcPr>
-          <w:p>
-            <w:pPr>
-              <w:spacing w:before="60" w:after="60" w:line="264" w:lineRule="auto"/>
-            </w:pPr>
-            <w:r/>
-            <w:r>
-              <w:rPr>
-                <w:b w:val="0"/>
-                <w:i w:val="0"/>
-                <w:sz w:val="15"/>
-              </w:rPr>
-              <w:t>RE-ANCHORED</w:t>
             </w:r>
           </w:p>
         </w:tc>
@@ -2356,7 +4730,7 @@
       <w:tr>
         <w:tc>
           <w:tcPr>
-            <w:tcW w:type="dxa" w:w="3312"/>
+            <w:tcW w:type="dxa" w:w="3456"/>
           </w:tcPr>
           <w:p>
             <w:pPr>
@@ -2375,7 +4749,7 @@
         </w:tc>
         <w:tc>
           <w:tcPr>
-            <w:tcW w:type="dxa" w:w="3024"/>
+            <w:tcW w:type="dxa" w:w="3456"/>
           </w:tcPr>
           <w:p>
             <w:pPr>
@@ -2388,13 +4762,13 @@
                 <w:i w:val="0"/>
                 <w:sz w:val="15"/>
               </w:rPr>
-              <w:t>5 1 | READ</w:t>
-            </w:r>
-          </w:p>
-        </w:tc>
-        <w:tc>
-          <w:tcPr>
-            <w:tcW w:type="dxa" w:w="720"/>
+              <w:t>5 1 | READ, para 4</w:t>
+            </w:r>
+          </w:p>
+        </w:tc>
+        <w:tc>
+          <w:tcPr>
+            <w:tcW w:type="dxa" w:w="1296"/>
           </w:tcPr>
           <w:p>
             <w:pPr>
@@ -2407,13 +4781,13 @@
                 <w:i w:val="0"/>
                 <w:sz w:val="15"/>
               </w:rPr>
-              <w:t>4</w:t>
-            </w:r>
-          </w:p>
-        </w:tc>
-        <w:tc>
-          <w:tcPr>
-            <w:tcW w:type="dxa" w:w="864"/>
+              <w:t>1</w:t>
+            </w:r>
+          </w:p>
+        </w:tc>
+        <w:tc>
+          <w:tcPr>
+            <w:tcW w:type="dxa" w:w="1008"/>
           </w:tcPr>
           <w:p>
             <w:pPr>
@@ -2427,25 +4801,6 @@
                 <w:sz w:val="15"/>
               </w:rPr>
               <w:t>1</w:t>
-            </w:r>
-          </w:p>
-        </w:tc>
-        <w:tc>
-          <w:tcPr>
-            <w:tcW w:type="dxa" w:w="1728"/>
-          </w:tcPr>
-          <w:p>
-            <w:pPr>
-              <w:spacing w:before="60" w:after="60" w:line="264" w:lineRule="auto"/>
-            </w:pPr>
-            <w:r/>
-            <w:r>
-              <w:rPr>
-                <w:b w:val="0"/>
-                <w:i w:val="0"/>
-                <w:sz w:val="15"/>
-              </w:rPr>
-              <w:t>RE-ANCHORED</w:t>
             </w:r>
           </w:p>
         </w:tc>
@@ -2453,7 +4808,7 @@
       <w:tr>
         <w:tc>
           <w:tcPr>
-            <w:tcW w:type="dxa" w:w="3312"/>
+            <w:tcW w:type="dxa" w:w="3456"/>
           </w:tcPr>
           <w:p>
             <w:pPr>
@@ -2472,7 +4827,7 @@
         </w:tc>
         <w:tc>
           <w:tcPr>
-            <w:tcW w:type="dxa" w:w="3024"/>
+            <w:tcW w:type="dxa" w:w="3456"/>
           </w:tcPr>
           <w:p>
             <w:pPr>
@@ -2485,13 +4840,13 @@
                 <w:i w:val="0"/>
                 <w:sz w:val="15"/>
               </w:rPr>
-              <w:t>6 WHAT READ DOES NOT MEAN</w:t>
-            </w:r>
-          </w:p>
-        </w:tc>
-        <w:tc>
-          <w:tcPr>
-            <w:tcW w:type="dxa" w:w="720"/>
+              <w:t>6 WHAT READ DOES NOT MEAN, para 3</w:t>
+            </w:r>
+          </w:p>
+        </w:tc>
+        <w:tc>
+          <w:tcPr>
+            <w:tcW w:type="dxa" w:w="1296"/>
           </w:tcPr>
           <w:p>
             <w:pPr>
@@ -2504,13 +4859,13 @@
                 <w:i w:val="0"/>
                 <w:sz w:val="15"/>
               </w:rPr>
-              <w:t>3</w:t>
-            </w:r>
-          </w:p>
-        </w:tc>
-        <w:tc>
-          <w:tcPr>
-            <w:tcW w:type="dxa" w:w="864"/>
+              <w:t>1</w:t>
+            </w:r>
+          </w:p>
+        </w:tc>
+        <w:tc>
+          <w:tcPr>
+            <w:tcW w:type="dxa" w:w="1008"/>
           </w:tcPr>
           <w:p>
             <w:pPr>
@@ -2524,25 +4879,6 @@
                 <w:sz w:val="15"/>
               </w:rPr>
               <w:t>2</w:t>
-            </w:r>
-          </w:p>
-        </w:tc>
-        <w:tc>
-          <w:tcPr>
-            <w:tcW w:type="dxa" w:w="1728"/>
-          </w:tcPr>
-          <w:p>
-            <w:pPr>
-              <w:spacing w:before="60" w:after="60" w:line="264" w:lineRule="auto"/>
-            </w:pPr>
-            <w:r/>
-            <w:r>
-              <w:rPr>
-                <w:b w:val="0"/>
-                <w:i w:val="0"/>
-                <w:sz w:val="15"/>
-              </w:rPr>
-              <w:t>RE-ANCHORED</w:t>
             </w:r>
           </w:p>
         </w:tc>
@@ -2550,7 +4886,7 @@
       <w:tr>
         <w:tc>
           <w:tcPr>
-            <w:tcW w:type="dxa" w:w="3312"/>
+            <w:tcW w:type="dxa" w:w="3456"/>
           </w:tcPr>
           <w:p>
             <w:pPr>
@@ -2569,7 +4905,7 @@
         </w:tc>
         <w:tc>
           <w:tcPr>
-            <w:tcW w:type="dxa" w:w="3024"/>
+            <w:tcW w:type="dxa" w:w="3456"/>
           </w:tcPr>
           <w:p>
             <w:pPr>
@@ -2582,13 +4918,13 @@
                 <w:i w:val="0"/>
                 <w:sz w:val="15"/>
               </w:rPr>
-              <w:t>8 THE CONVERSATION I WOULD HAVE</w:t>
-            </w:r>
-          </w:p>
-        </w:tc>
-        <w:tc>
-          <w:tcPr>
-            <w:tcW w:type="dxa" w:w="720"/>
+              <w:t>8 THE CONVERSATION I WOULD HAVE, para 2</w:t>
+            </w:r>
+          </w:p>
+        </w:tc>
+        <w:tc>
+          <w:tcPr>
+            <w:tcW w:type="dxa" w:w="1296"/>
           </w:tcPr>
           <w:p>
             <w:pPr>
@@ -2601,13 +4937,13 @@
                 <w:i w:val="0"/>
                 <w:sz w:val="15"/>
               </w:rPr>
-              <w:t>2</w:t>
-            </w:r>
-          </w:p>
-        </w:tc>
-        <w:tc>
-          <w:tcPr>
-            <w:tcW w:type="dxa" w:w="864"/>
+              <w:t>1</w:t>
+            </w:r>
+          </w:p>
+        </w:tc>
+        <w:tc>
+          <w:tcPr>
+            <w:tcW w:type="dxa" w:w="1008"/>
           </w:tcPr>
           <w:p>
             <w:pPr>
@@ -2621,25 +4957,6 @@
                 <w:sz w:val="15"/>
               </w:rPr>
               <w:t>4</w:t>
-            </w:r>
-          </w:p>
-        </w:tc>
-        <w:tc>
-          <w:tcPr>
-            <w:tcW w:type="dxa" w:w="1728"/>
-          </w:tcPr>
-          <w:p>
-            <w:pPr>
-              <w:spacing w:before="60" w:after="60" w:line="264" w:lineRule="auto"/>
-            </w:pPr>
-            <w:r/>
-            <w:r>
-              <w:rPr>
-                <w:b w:val="0"/>
-                <w:i w:val="0"/>
-                <w:sz w:val="15"/>
-              </w:rPr>
-              <w:t>HELD</w:t>
             </w:r>
           </w:p>
         </w:tc>
@@ -2647,7 +4964,7 @@
       <w:tr>
         <w:tc>
           <w:tcPr>
-            <w:tcW w:type="dxa" w:w="3312"/>
+            <w:tcW w:type="dxa" w:w="3456"/>
           </w:tcPr>
           <w:p>
             <w:pPr>
@@ -2666,7 +4983,7 @@
         </w:tc>
         <w:tc>
           <w:tcPr>
-            <w:tcW w:type="dxa" w:w="3024"/>
+            <w:tcW w:type="dxa" w:w="3456"/>
           </w:tcPr>
           <w:p>
             <w:pPr>
@@ -2679,13 +4996,13 @@
                 <w:i w:val="0"/>
                 <w:sz w:val="15"/>
               </w:rPr>
-              <w:t>8 THE CONVERSATION I WOULD HAVE</w:t>
-            </w:r>
-          </w:p>
-        </w:tc>
-        <w:tc>
-          <w:tcPr>
-            <w:tcW w:type="dxa" w:w="720"/>
+              <w:t>8 THE CONVERSATION I WOULD HAVE, para 3</w:t>
+            </w:r>
+          </w:p>
+        </w:tc>
+        <w:tc>
+          <w:tcPr>
+            <w:tcW w:type="dxa" w:w="1296"/>
           </w:tcPr>
           <w:p>
             <w:pPr>
@@ -2698,13 +5015,13 @@
                 <w:i w:val="0"/>
                 <w:sz w:val="15"/>
               </w:rPr>
-              <w:t>3</w:t>
-            </w:r>
-          </w:p>
-        </w:tc>
-        <w:tc>
-          <w:tcPr>
-            <w:tcW w:type="dxa" w:w="864"/>
+              <w:t>1</w:t>
+            </w:r>
+          </w:p>
+        </w:tc>
+        <w:tc>
+          <w:tcPr>
+            <w:tcW w:type="dxa" w:w="1008"/>
           </w:tcPr>
           <w:p>
             <w:pPr>
@@ -2718,25 +5035,6 @@
                 <w:sz w:val="15"/>
               </w:rPr>
               <w:t>1</w:t>
-            </w:r>
-          </w:p>
-        </w:tc>
-        <w:tc>
-          <w:tcPr>
-            <w:tcW w:type="dxa" w:w="1728"/>
-          </w:tcPr>
-          <w:p>
-            <w:pPr>
-              <w:spacing w:before="60" w:after="60" w:line="264" w:lineRule="auto"/>
-            </w:pPr>
-            <w:r/>
-            <w:r>
-              <w:rPr>
-                <w:b w:val="0"/>
-                <w:i w:val="0"/>
-                <w:sz w:val="15"/>
-              </w:rPr>
-              <w:t>RE-ANCHORED</w:t>
             </w:r>
           </w:p>
         </w:tc>
@@ -2744,7 +5042,7 @@
       <w:tr>
         <w:tc>
           <w:tcPr>
-            <w:tcW w:type="dxa" w:w="3312"/>
+            <w:tcW w:type="dxa" w:w="3456"/>
           </w:tcPr>
           <w:p>
             <w:pPr>
@@ -2763,7 +5061,7 @@
         </w:tc>
         <w:tc>
           <w:tcPr>
-            <w:tcW w:type="dxa" w:w="3024"/>
+            <w:tcW w:type="dxa" w:w="3456"/>
           </w:tcPr>
           <w:p>
             <w:pPr>
@@ -2776,13 +5074,13 @@
                 <w:i w:val="0"/>
                 <w:sz w:val="15"/>
               </w:rPr>
-              <w:t>9 3 | PROVE</w:t>
-            </w:r>
-          </w:p>
-        </w:tc>
-        <w:tc>
-          <w:tcPr>
-            <w:tcW w:type="dxa" w:w="720"/>
+              <w:t>9 3 | PROVE, para 3</w:t>
+            </w:r>
+          </w:p>
+        </w:tc>
+        <w:tc>
+          <w:tcPr>
+            <w:tcW w:type="dxa" w:w="1296"/>
           </w:tcPr>
           <w:p>
             <w:pPr>
@@ -2795,13 +5093,13 @@
                 <w:i w:val="0"/>
                 <w:sz w:val="15"/>
               </w:rPr>
-              <w:t>3</w:t>
-            </w:r>
-          </w:p>
-        </w:tc>
-        <w:tc>
-          <w:tcPr>
-            <w:tcW w:type="dxa" w:w="864"/>
+              <w:t>1</w:t>
+            </w:r>
+          </w:p>
+        </w:tc>
+        <w:tc>
+          <w:tcPr>
+            <w:tcW w:type="dxa" w:w="1008"/>
           </w:tcPr>
           <w:p>
             <w:pPr>
@@ -2815,25 +5113,6 @@
                 <w:sz w:val="15"/>
               </w:rPr>
               <w:t>1</w:t>
-            </w:r>
-          </w:p>
-        </w:tc>
-        <w:tc>
-          <w:tcPr>
-            <w:tcW w:type="dxa" w:w="1728"/>
-          </w:tcPr>
-          <w:p>
-            <w:pPr>
-              <w:spacing w:before="60" w:after="60" w:line="264" w:lineRule="auto"/>
-            </w:pPr>
-            <w:r/>
-            <w:r>
-              <w:rPr>
-                <w:b w:val="0"/>
-                <w:i w:val="0"/>
-                <w:sz w:val="15"/>
-              </w:rPr>
-              <w:t>HELD</w:t>
             </w:r>
           </w:p>
         </w:tc>
@@ -2841,7 +5120,7 @@
       <w:tr>
         <w:tc>
           <w:tcPr>
-            <w:tcW w:type="dxa" w:w="3312"/>
+            <w:tcW w:type="dxa" w:w="3456"/>
           </w:tcPr>
           <w:p>
             <w:pPr>
@@ -2860,7 +5139,7 @@
         </w:tc>
         <w:tc>
           <w:tcPr>
-            <w:tcW w:type="dxa" w:w="3024"/>
+            <w:tcW w:type="dxa" w:w="3456"/>
           </w:tcPr>
           <w:p>
             <w:pPr>
@@ -2873,13 +5152,13 @@
                 <w:i w:val="0"/>
                 <w:sz w:val="15"/>
               </w:rPr>
-              <w:t>10 WHAT PROOF SHOULD SOUND LIKE</w:t>
-            </w:r>
-          </w:p>
-        </w:tc>
-        <w:tc>
-          <w:tcPr>
-            <w:tcW w:type="dxa" w:w="720"/>
+              <w:t>10 WHAT PROOF SHOULD SOUND LIKE, para 1</w:t>
+            </w:r>
+          </w:p>
+        </w:tc>
+        <w:tc>
+          <w:tcPr>
+            <w:tcW w:type="dxa" w:w="1296"/>
           </w:tcPr>
           <w:p>
             <w:pPr>
@@ -2898,7 +5177,7 @@
         </w:tc>
         <w:tc>
           <w:tcPr>
-            <w:tcW w:type="dxa" w:w="864"/>
+            <w:tcW w:type="dxa" w:w="1008"/>
           </w:tcPr>
           <w:p>
             <w:pPr>
@@ -2912,25 +5191,6 @@
                 <w:sz w:val="15"/>
               </w:rPr>
               <w:t>4</w:t>
-            </w:r>
-          </w:p>
-        </w:tc>
-        <w:tc>
-          <w:tcPr>
-            <w:tcW w:type="dxa" w:w="1728"/>
-          </w:tcPr>
-          <w:p>
-            <w:pPr>
-              <w:spacing w:before="60" w:after="60" w:line="264" w:lineRule="auto"/>
-            </w:pPr>
-            <w:r/>
-            <w:r>
-              <w:rPr>
-                <w:b w:val="0"/>
-                <w:i w:val="0"/>
-                <w:sz w:val="15"/>
-              </w:rPr>
-              <w:t>RE-ANCHORED</w:t>
             </w:r>
           </w:p>
         </w:tc>
@@ -2938,7 +5198,7 @@
       <w:tr>
         <w:tc>
           <w:tcPr>
-            <w:tcW w:type="dxa" w:w="3312"/>
+            <w:tcW w:type="dxa" w:w="3456"/>
           </w:tcPr>
           <w:p>
             <w:pPr>
@@ -2957,7 +5217,7 @@
         </w:tc>
         <w:tc>
           <w:tcPr>
-            <w:tcW w:type="dxa" w:w="3024"/>
+            <w:tcW w:type="dxa" w:w="3456"/>
           </w:tcPr>
           <w:p>
             <w:pPr>
@@ -2970,13 +5230,13 @@
                 <w:i w:val="0"/>
                 <w:sz w:val="15"/>
               </w:rPr>
-              <w:t>11 THE REVERSAL | THEY ARE NOT THE ONLY ONES EVALUATING</w:t>
-            </w:r>
-          </w:p>
-        </w:tc>
-        <w:tc>
-          <w:tcPr>
-            <w:tcW w:type="dxa" w:w="720"/>
+              <w:t>11 THE REVERSAL | THEY ARE NOT THE ONLY ONES EVALUATING, para 1</w:t>
+            </w:r>
+          </w:p>
+        </w:tc>
+        <w:tc>
+          <w:tcPr>
+            <w:tcW w:type="dxa" w:w="1296"/>
           </w:tcPr>
           <w:p>
             <w:pPr>
@@ -2995,7 +5255,7 @@
         </w:tc>
         <w:tc>
           <w:tcPr>
-            <w:tcW w:type="dxa" w:w="864"/>
+            <w:tcW w:type="dxa" w:w="1008"/>
           </w:tcPr>
           <w:p>
             <w:pPr>
@@ -3009,25 +5269,6 @@
                 <w:sz w:val="15"/>
               </w:rPr>
               <w:t>4</w:t>
-            </w:r>
-          </w:p>
-        </w:tc>
-        <w:tc>
-          <w:tcPr>
-            <w:tcW w:type="dxa" w:w="1728"/>
-          </w:tcPr>
-          <w:p>
-            <w:pPr>
-              <w:spacing w:before="60" w:after="60" w:line="264" w:lineRule="auto"/>
-            </w:pPr>
-            <w:r/>
-            <w:r>
-              <w:rPr>
-                <w:b w:val="0"/>
-                <w:i w:val="0"/>
-                <w:sz w:val="15"/>
-              </w:rPr>
-              <w:t>RE-ANCHORED</w:t>
             </w:r>
           </w:p>
         </w:tc>
@@ -3035,7 +5276,7 @@
       <w:tr>
         <w:tc>
           <w:tcPr>
-            <w:tcW w:type="dxa" w:w="3312"/>
+            <w:tcW w:type="dxa" w:w="3456"/>
           </w:tcPr>
           <w:p>
             <w:pPr>
@@ -3054,7 +5295,7 @@
         </w:tc>
         <w:tc>
           <w:tcPr>
-            <w:tcW w:type="dxa" w:w="3024"/>
+            <w:tcW w:type="dxa" w:w="3456"/>
           </w:tcPr>
           <w:p>
             <w:pPr>
@@ -3067,13 +5308,13 @@
                 <w:i w:val="0"/>
                 <w:sz w:val="15"/>
               </w:rPr>
-              <w:t>11 THE REVERSAL | THEY ARE NOT THE ONLY ONES EVALUATING</w:t>
-            </w:r>
-          </w:p>
-        </w:tc>
-        <w:tc>
-          <w:tcPr>
-            <w:tcW w:type="dxa" w:w="720"/>
+              <w:t>11 THE REVERSAL | THEY ARE NOT THE ONLY ONES EVALUATING, para 3</w:t>
+            </w:r>
+          </w:p>
+        </w:tc>
+        <w:tc>
+          <w:tcPr>
+            <w:tcW w:type="dxa" w:w="1296"/>
           </w:tcPr>
           <w:p>
             <w:pPr>
@@ -3086,13 +5327,13 @@
                 <w:i w:val="0"/>
                 <w:sz w:val="15"/>
               </w:rPr>
-              <w:t>3</w:t>
-            </w:r>
-          </w:p>
-        </w:tc>
-        <w:tc>
-          <w:tcPr>
-            <w:tcW w:type="dxa" w:w="864"/>
+              <w:t>1</w:t>
+            </w:r>
+          </w:p>
+        </w:tc>
+        <w:tc>
+          <w:tcPr>
+            <w:tcW w:type="dxa" w:w="1008"/>
           </w:tcPr>
           <w:p>
             <w:pPr>
@@ -3106,25 +5347,6 @@
                 <w:sz w:val="15"/>
               </w:rPr>
               <w:t>1</w:t>
-            </w:r>
-          </w:p>
-        </w:tc>
-        <w:tc>
-          <w:tcPr>
-            <w:tcW w:type="dxa" w:w="1728"/>
-          </w:tcPr>
-          <w:p>
-            <w:pPr>
-              <w:spacing w:before="60" w:after="60" w:line="264" w:lineRule="auto"/>
-            </w:pPr>
-            <w:r/>
-            <w:r>
-              <w:rPr>
-                <w:b w:val="0"/>
-                <w:i w:val="0"/>
-                <w:sz w:val="15"/>
-              </w:rPr>
-              <w:t>HELD</w:t>
             </w:r>
           </w:p>
         </w:tc>
@@ -3132,7 +5354,7 @@
       <w:tr>
         <w:tc>
           <w:tcPr>
-            <w:tcW w:type="dxa" w:w="3312"/>
+            <w:tcW w:type="dxa" w:w="3456"/>
           </w:tcPr>
           <w:p>
             <w:pPr>
@@ -3151,7 +5373,7 @@
         </w:tc>
         <w:tc>
           <w:tcPr>
-            <w:tcW w:type="dxa" w:w="3024"/>
+            <w:tcW w:type="dxa" w:w="3456"/>
           </w:tcPr>
           <w:p>
             <w:pPr>
@@ -3164,13 +5386,13 @@
                 <w:i w:val="0"/>
                 <w:sz w:val="15"/>
               </w:rPr>
-              <w:t>12 THE FIRST-90-DAYS READ</w:t>
-            </w:r>
-          </w:p>
-        </w:tc>
-        <w:tc>
-          <w:tcPr>
-            <w:tcW w:type="dxa" w:w="720"/>
+              <w:t>12 THE FIRST-90-DAYS READ, para 1</w:t>
+            </w:r>
+          </w:p>
+        </w:tc>
+        <w:tc>
+          <w:tcPr>
+            <w:tcW w:type="dxa" w:w="1296"/>
           </w:tcPr>
           <w:p>
             <w:pPr>
@@ -3189,7 +5411,7 @@
         </w:tc>
         <w:tc>
           <w:tcPr>
-            <w:tcW w:type="dxa" w:w="864"/>
+            <w:tcW w:type="dxa" w:w="1008"/>
           </w:tcPr>
           <w:p>
             <w:pPr>
@@ -3203,25 +5425,6 @@
                 <w:sz w:val="15"/>
               </w:rPr>
               <w:t>5</w:t>
-            </w:r>
-          </w:p>
-        </w:tc>
-        <w:tc>
-          <w:tcPr>
-            <w:tcW w:type="dxa" w:w="1728"/>
-          </w:tcPr>
-          <w:p>
-            <w:pPr>
-              <w:spacing w:before="60" w:after="60" w:line="264" w:lineRule="auto"/>
-            </w:pPr>
-            <w:r/>
-            <w:r>
-              <w:rPr>
-                <w:b w:val="0"/>
-                <w:i w:val="0"/>
-                <w:sz w:val="15"/>
-              </w:rPr>
-              <w:t>RE-ANCHORED</w:t>
             </w:r>
           </w:p>
         </w:tc>
@@ -3229,7 +5432,7 @@
       <w:tr>
         <w:tc>
           <w:tcPr>
-            <w:tcW w:type="dxa" w:w="3312"/>
+            <w:tcW w:type="dxa" w:w="3456"/>
           </w:tcPr>
           <w:p>
             <w:pPr>
@@ -3248,7 +5451,7 @@
         </w:tc>
         <w:tc>
           <w:tcPr>
-            <w:tcW w:type="dxa" w:w="3024"/>
+            <w:tcW w:type="dxa" w:w="3456"/>
           </w:tcPr>
           <w:p>
             <w:pPr>
@@ -3261,13 +5464,13 @@
                 <w:i w:val="0"/>
                 <w:sz w:val="15"/>
               </w:rPr>
-              <w:t>12 THE FIRST-90-DAYS READ</w:t>
-            </w:r>
-          </w:p>
-        </w:tc>
-        <w:tc>
-          <w:tcPr>
-            <w:tcW w:type="dxa" w:w="720"/>
+              <w:t>12 THE FIRST-90-DAYS READ, para 4</w:t>
+            </w:r>
+          </w:p>
+        </w:tc>
+        <w:tc>
+          <w:tcPr>
+            <w:tcW w:type="dxa" w:w="1296"/>
           </w:tcPr>
           <w:p>
             <w:pPr>
@@ -3280,13 +5483,13 @@
                 <w:i w:val="0"/>
                 <w:sz w:val="15"/>
               </w:rPr>
-              <w:t>4</w:t>
-            </w:r>
-          </w:p>
-        </w:tc>
-        <w:tc>
-          <w:tcPr>
-            <w:tcW w:type="dxa" w:w="864"/>
+              <w:t>1</w:t>
+            </w:r>
+          </w:p>
+        </w:tc>
+        <w:tc>
+          <w:tcPr>
+            <w:tcW w:type="dxa" w:w="1008"/>
           </w:tcPr>
           <w:p>
             <w:pPr>
@@ -3300,25 +5503,6 @@
                 <w:sz w:val="15"/>
               </w:rPr>
               <w:t>1</w:t>
-            </w:r>
-          </w:p>
-        </w:tc>
-        <w:tc>
-          <w:tcPr>
-            <w:tcW w:type="dxa" w:w="1728"/>
-          </w:tcPr>
-          <w:p>
-            <w:pPr>
-              <w:spacing w:before="60" w:after="60" w:line="264" w:lineRule="auto"/>
-            </w:pPr>
-            <w:r/>
-            <w:r>
-              <w:rPr>
-                <w:b w:val="0"/>
-                <w:i w:val="0"/>
-                <w:sz w:val="15"/>
-              </w:rPr>
-              <w:t>HELD</w:t>
             </w:r>
           </w:p>
         </w:tc>
@@ -3326,7 +5510,7 @@
       <w:tr>
         <w:tc>
           <w:tcPr>
-            <w:tcW w:type="dxa" w:w="3312"/>
+            <w:tcW w:type="dxa" w:w="3456"/>
           </w:tcPr>
           <w:p>
             <w:pPr>
@@ -3345,7 +5529,7 @@
         </w:tc>
         <w:tc>
           <w:tcPr>
-            <w:tcW w:type="dxa" w:w="3024"/>
+            <w:tcW w:type="dxa" w:w="3456"/>
           </w:tcPr>
           <w:p>
             <w:pPr>
@@ -3358,13 +5542,13 @@
                 <w:i w:val="0"/>
                 <w:sz w:val="15"/>
               </w:rPr>
-              <w:t>17 WATCH NEXT</w:t>
-            </w:r>
-          </w:p>
-        </w:tc>
-        <w:tc>
-          <w:tcPr>
-            <w:tcW w:type="dxa" w:w="720"/>
+              <w:t>17 WATCH NEXT, para 1</w:t>
+            </w:r>
+          </w:p>
+        </w:tc>
+        <w:tc>
+          <w:tcPr>
+            <w:tcW w:type="dxa" w:w="1296"/>
           </w:tcPr>
           <w:p>
             <w:pPr>
@@ -3383,7 +5567,7 @@
         </w:tc>
         <w:tc>
           <w:tcPr>
-            <w:tcW w:type="dxa" w:w="864"/>
+            <w:tcW w:type="dxa" w:w="1008"/>
           </w:tcPr>
           <w:p>
             <w:pPr>
@@ -3397,25 +5581,6 @@
                 <w:sz w:val="15"/>
               </w:rPr>
               <w:t>1</w:t>
-            </w:r>
-          </w:p>
-        </w:tc>
-        <w:tc>
-          <w:tcPr>
-            <w:tcW w:type="dxa" w:w="1728"/>
-          </w:tcPr>
-          <w:p>
-            <w:pPr>
-              <w:spacing w:before="60" w:after="60" w:line="264" w:lineRule="auto"/>
-            </w:pPr>
-            <w:r/>
-            <w:r>
-              <w:rPr>
-                <w:b w:val="0"/>
-                <w:i w:val="0"/>
-                <w:sz w:val="15"/>
-              </w:rPr>
-              <w:t>END CARD</w:t>
             </w:r>
           </w:p>
         </w:tc>

--- a/deliverables/V4-V11_SYNC/PACKAGES/NEW_V10_Synchronized_Production_Package/02_RUN_OF_SHOW/Run_of_Show.docx
+++ b/deliverables/V4-V11_SYNC/PACKAGES/NEW_V10_Synchronized_Production_Package/02_RUN_OF_SHOW/Run_of_Show.docx
@@ -144,7 +144,7 @@
         <w:rPr>
           <w:sz w:val="21"/>
         </w:rPr>
-        <w:t>Saturday, September 19, 2026 | 6:36 AM CT</w:t>
+        <w:t>Saturday, September 19, 2026 | 7:08 AM CT</w:t>
       </w:r>
     </w:p>
     <w:p>
